--- a/man/Comment_utiliser_le_calculateur_dagregats_sur_mesure_de_lIPC.docx
+++ b/man/Comment_utiliser_le_calculateur_dagregats_sur_mesure_de_lIPC.docx
@@ -29,16 +29,7 @@
           <w:szCs w:val="52"/>
           <w:lang w:val="fr-CA"/>
         </w:rPr>
-        <w:t>Le c</w:t>
-      </w:r>
-      <w:r>
-        <w:rPr>
-          <w:rFonts w:ascii="Calibri" w:hAnsi="Calibri" w:cs="Calibri"/>
-          <w:sz w:val="52"/>
-          <w:szCs w:val="52"/>
-          <w:lang w:val="fr-CA"/>
-        </w:rPr>
-        <w:t>alculateur d’agrégats sur mesure de l’IPC</w:t>
+        <w:t>Le calculateur d’agrégats sur mesure de l’IPC</w:t>
       </w:r>
     </w:p>
     <w:p>
@@ -60,51 +51,22 @@
           <w:color w:val="000000"/>
           <w:sz w:val="24"/>
           <w:szCs w:val="24"/>
-        </w:rPr>
-      </w:pPr>
-      <w:proofErr w:type="spellStart"/>
-      <w:r>
-        <w:t>Présentation</w:t>
-      </w:r>
-      <w:proofErr w:type="spellEnd"/>
-      <w:r>
-        <w:t xml:space="preserve"> du </w:t>
-      </w:r>
-      <w:proofErr w:type="spellStart"/>
-      <w:r>
-        <w:t>calculateur</w:t>
-      </w:r>
-      <w:proofErr w:type="spellEnd"/>
-      <w:r>
-        <w:t xml:space="preserve"> </w:t>
-      </w:r>
-      <w:proofErr w:type="spellStart"/>
-      <w:r>
-        <w:t>d’agrégats</w:t>
-      </w:r>
-      <w:proofErr w:type="spellEnd"/>
-      <w:r>
-        <w:t xml:space="preserve"> sur </w:t>
-      </w:r>
-      <w:proofErr w:type="spellStart"/>
-      <w:r>
-        <w:t>mesure</w:t>
-      </w:r>
-      <w:proofErr w:type="spellEnd"/>
-      <w:r>
-        <w:t xml:space="preserve"> de </w:t>
-      </w:r>
-      <w:proofErr w:type="spellStart"/>
-      <w:r>
-        <w:t>l’IPC</w:t>
-      </w:r>
-      <w:proofErr w:type="spellEnd"/>
-      <w:r>
-        <w:rPr>
-          <w:rFonts w:cstheme="minorHAnsi"/>
-          <w:color w:val="000000"/>
-          <w:sz w:val="24"/>
-          <w:szCs w:val="24"/>
+          <w:lang w:val="fr-CA"/>
+        </w:rPr>
+      </w:pPr>
+      <w:r>
+        <w:rPr>
+          <w:lang w:val="fr-CA"/>
+        </w:rPr>
+        <w:t>Présentation du calculateur d’agrégats sur mesure de l’IPC</w:t>
+      </w:r>
+      <w:r>
+        <w:rPr>
+          <w:rFonts w:cstheme="minorHAnsi"/>
+          <w:color w:val="000000"/>
+          <w:sz w:val="24"/>
+          <w:szCs w:val="24"/>
+          <w:lang w:val="fr-CA"/>
         </w:rPr>
         <w:t xml:space="preserve"> </w:t>
       </w:r>
@@ -152,7 +114,23 @@
           <w:szCs w:val="24"/>
           <w:lang w:val="fr-CA"/>
         </w:rPr>
-        <w:t xml:space="preserve">Statistique Canada publie régulièrement 18 séries de l’IPC pour des « agrégats spéciaux », comme « l’ensemble excluant les aliments et l’énergie », que les utilisateurs demandent depuis de nombreuses années. Vous pouvez utiliser le Calculateur d’agrégats sur mesure de l’IPC pour créer une série unique de l’IPC afin d’aider à isoler la variation des prix pour tout groupe de produits de l’IPC dans une région géographique pour laquelle des données ont été publiées. </w:t>
+        <w:t xml:space="preserve">Statistique Canada publie régulièrement 18 séries de l’IPC pour des « agrégats spéciaux », comme « l’ensemble excluant les aliments et l’énergie », que les utilisateurs demandent depuis de nombreuses années. Vous pouvez </w:t>
+      </w:r>
+      <w:r>
+        <w:rPr>
+          <w:sz w:val="24"/>
+          <w:szCs w:val="24"/>
+          <w:lang w:val="fr-CA"/>
+        </w:rPr>
+        <w:t xml:space="preserve">désormais </w:t>
+      </w:r>
+      <w:r>
+        <w:rPr>
+          <w:sz w:val="24"/>
+          <w:szCs w:val="24"/>
+          <w:lang w:val="fr-CA"/>
+        </w:rPr>
+        <w:t xml:space="preserve">utiliser le Calculateur d’agrégats sur mesure de l’IPC pour créer une série unique de l’IPC afin d’aider à isoler la variation des prix pour tout groupe de produits de l’IPC dans une région géographique pour laquelle des données ont été publiées. </w:t>
       </w:r>
     </w:p>
     <w:p>
@@ -251,19 +229,142 @@
         <w:pStyle w:val="NoSpacing"/>
         <w:rPr>
           <w:rFonts w:cstheme="minorHAnsi"/>
-          <w:sz w:val="24"/>
-          <w:szCs w:val="24"/>
-          <w:lang w:val="fr-CA"/>
-        </w:rPr>
-      </w:pPr>
-      <w:r>
-        <w:rPr>
-          <w:rFonts w:cstheme="minorHAnsi"/>
-          <w:sz w:val="24"/>
-          <w:szCs w:val="24"/>
-          <w:lang w:val="fr-CA"/>
-        </w:rPr>
-        <w:t xml:space="preserve">Étape 1. Sélectionner la manière dont l’agrégat sur mesure de l’IPC doit être établi, soit : </w:t>
+          <w:color w:val="000000"/>
+          <w:sz w:val="24"/>
+          <w:szCs w:val="24"/>
+          <w:lang w:val="fr-CA"/>
+        </w:rPr>
+      </w:pPr>
+      <w:r>
+        <w:rPr>
+          <w:rFonts w:cstheme="minorHAnsi"/>
+          <w:color w:val="000000"/>
+          <w:sz w:val="24"/>
+          <w:szCs w:val="24"/>
+          <w:lang w:val="fr-CA"/>
+        </w:rPr>
+        <w:t>Lorsque le calculateur démarre et que vous acceptez les conditions d’utilisation, il extrait les niveaux de l’indice des prix à la consommation et les données sur la pondération du panier de l’IPC à partir d</w:t>
+      </w:r>
+      <w:r>
+        <w:rPr>
+          <w:rFonts w:cstheme="minorHAnsi"/>
+          <w:color w:val="000000"/>
+          <w:sz w:val="24"/>
+          <w:szCs w:val="24"/>
+          <w:lang w:val="fr-CA"/>
+        </w:rPr>
+        <w:t xml:space="preserve">e </w:t>
+      </w:r>
+      <w:r>
+        <w:rPr>
+          <w:rFonts w:cstheme="minorHAnsi"/>
+          <w:color w:val="000000"/>
+          <w:sz w:val="24"/>
+          <w:szCs w:val="24"/>
+          <w:lang w:val="fr-CA"/>
+        </w:rPr>
+        <w:t>l'Entrepôt commun de données de sortie (ECDS)</w:t>
+      </w:r>
+      <w:r>
+        <w:rPr>
+          <w:rFonts w:cstheme="minorHAnsi"/>
+          <w:color w:val="000000"/>
+          <w:sz w:val="24"/>
+          <w:szCs w:val="24"/>
+          <w:lang w:val="fr-CA"/>
+        </w:rPr>
+        <w:t xml:space="preserve"> de Statistique Canada. Ce processus prend environ 10 secondes, après quoi le calculateur est prêt à générer pour vous des IPC </w:t>
+      </w:r>
+      <w:r>
+        <w:rPr>
+          <w:rFonts w:cstheme="minorHAnsi"/>
+          <w:color w:val="000000"/>
+          <w:sz w:val="24"/>
+          <w:szCs w:val="24"/>
+          <w:lang w:val="fr-CA"/>
+        </w:rPr>
+        <w:t>d’</w:t>
+      </w:r>
+      <w:r>
+        <w:rPr>
+          <w:sz w:val="24"/>
+          <w:szCs w:val="24"/>
+          <w:lang w:val="fr-CA"/>
+        </w:rPr>
+        <w:t>agrégat sur mesure</w:t>
+      </w:r>
+      <w:r>
+        <w:rPr>
+          <w:rFonts w:cstheme="minorHAnsi"/>
+          <w:color w:val="000000"/>
+          <w:sz w:val="24"/>
+          <w:szCs w:val="24"/>
+          <w:lang w:val="fr-CA"/>
+        </w:rPr>
+        <w:t>. Ce guide présente deux exemples d’utilisation du calculateur.</w:t>
+      </w:r>
+    </w:p>
+    <w:p>
+      <w:pPr>
+        <w:pStyle w:val="NoSpacing"/>
+        <w:rPr>
+          <w:rFonts w:cstheme="minorHAnsi"/>
+          <w:color w:val="000000"/>
+          <w:sz w:val="24"/>
+          <w:szCs w:val="24"/>
+          <w:lang w:val="fr-CA"/>
+        </w:rPr>
+      </w:pPr>
+    </w:p>
+    <w:p>
+      <w:pPr>
+        <w:pStyle w:val="NoSpacing"/>
+        <w:rPr>
+          <w:rFonts w:cstheme="minorHAnsi"/>
+          <w:sz w:val="24"/>
+          <w:szCs w:val="24"/>
+          <w:lang w:val="fr-CA"/>
+        </w:rPr>
+      </w:pPr>
+      <w:r>
+        <w:rPr>
+          <w:rFonts w:cstheme="minorHAnsi"/>
+          <w:b/>
+          <w:bCs/>
+          <w:sz w:val="24"/>
+          <w:szCs w:val="24"/>
+          <w:lang w:val="fr-CA"/>
+        </w:rPr>
+        <w:t>Étape 1</w:t>
+      </w:r>
+      <w:r>
+        <w:rPr>
+          <w:rFonts w:cstheme="minorHAnsi"/>
+          <w:sz w:val="24"/>
+          <w:szCs w:val="24"/>
+          <w:lang w:val="fr-CA"/>
+        </w:rPr>
+        <w:t xml:space="preserve"> </w:t>
+      </w:r>
+    </w:p>
+    <w:p>
+      <w:pPr>
+        <w:pStyle w:val="NoSpacing"/>
+        <w:rPr>
+          <w:rFonts w:cstheme="minorHAnsi"/>
+          <w:sz w:val="24"/>
+          <w:szCs w:val="24"/>
+          <w:lang w:val="fr-CA"/>
+        </w:rPr>
+      </w:pPr>
+      <w:r>
+        <w:rPr>
+          <w:rFonts w:cstheme="minorHAnsi"/>
+          <w:sz w:val="24"/>
+          <w:szCs w:val="24"/>
+          <w:lang w:val="fr-CA"/>
+        </w:rPr>
+        <w:t xml:space="preserve">Sélectionner la manière dont l’agrégat sur mesure de l’IPC doit être établi, soit : </w:t>
       </w:r>
     </w:p>
     <w:p>
@@ -280,25 +381,14 @@
           <w:lang w:val="fr-CA"/>
         </w:rPr>
       </w:pPr>
-      <w:proofErr w:type="gramStart"/>
-      <w:r>
-        <w:rPr>
-          <w:rFonts w:cstheme="minorHAnsi"/>
-          <w:sz w:val="24"/>
-          <w:szCs w:val="24"/>
-          <w:lang w:val="fr-CA"/>
-        </w:rPr>
-        <w:t>en</w:t>
-      </w:r>
-      <w:proofErr w:type="gramEnd"/>
-      <w:r>
-        <w:rPr>
-          <w:rFonts w:cstheme="minorHAnsi"/>
-          <w:sz w:val="24"/>
-          <w:szCs w:val="24"/>
-          <w:lang w:val="fr-CA"/>
-        </w:rPr>
-        <w:t xml:space="preserve"> combinant les séries composantes sélectionnées;</w:t>
+      <w:r>
+        <w:rPr>
+          <w:rFonts w:cstheme="minorHAnsi"/>
+          <w:sz w:val="24"/>
+          <w:szCs w:val="24"/>
+          <w:lang w:val="fr-CA"/>
+        </w:rPr>
+        <w:t>en combinant les séries composantes sélectionnées;</w:t>
       </w:r>
     </w:p>
     <w:p>
@@ -315,25 +405,14 @@
           <w:lang w:val="fr-CA"/>
         </w:rPr>
       </w:pPr>
-      <w:proofErr w:type="gramStart"/>
-      <w:r>
-        <w:rPr>
-          <w:rFonts w:cstheme="minorHAnsi"/>
-          <w:sz w:val="24"/>
-          <w:szCs w:val="24"/>
-          <w:lang w:val="fr-CA"/>
-        </w:rPr>
-        <w:t>en</w:t>
-      </w:r>
-      <w:proofErr w:type="gramEnd"/>
-      <w:r>
-        <w:rPr>
-          <w:rFonts w:cstheme="minorHAnsi"/>
-          <w:sz w:val="24"/>
-          <w:szCs w:val="24"/>
-          <w:lang w:val="fr-CA"/>
-        </w:rPr>
-        <w:t xml:space="preserve"> excluant les séries composantes sélectionnées de l’ensemble des produits; </w:t>
+      <w:r>
+        <w:rPr>
+          <w:rFonts w:cstheme="minorHAnsi"/>
+          <w:sz w:val="24"/>
+          <w:szCs w:val="24"/>
+          <w:lang w:val="fr-CA"/>
+        </w:rPr>
+        <w:t xml:space="preserve">en excluant les séries composantes sélectionnées de l’ensemble des produits; </w:t>
       </w:r>
     </w:p>
     <w:p>
@@ -350,25 +429,15 @@
           <w:lang w:val="fr-CA"/>
         </w:rPr>
       </w:pPr>
-      <w:proofErr w:type="gramStart"/>
-      <w:r>
-        <w:rPr>
-          <w:rFonts w:cstheme="minorHAnsi"/>
-          <w:sz w:val="24"/>
-          <w:szCs w:val="24"/>
-          <w:lang w:val="fr-CA"/>
-        </w:rPr>
-        <w:t>en</w:t>
-      </w:r>
-      <w:proofErr w:type="gramEnd"/>
-      <w:r>
-        <w:rPr>
-          <w:rFonts w:cstheme="minorHAnsi"/>
-          <w:sz w:val="24"/>
-          <w:szCs w:val="24"/>
-          <w:lang w:val="fr-CA"/>
-        </w:rPr>
-        <w:t xml:space="preserve"> affichant à la fois selon les options a) et b).</w:t>
+      <w:r>
+        <w:rPr>
+          <w:rFonts w:cstheme="minorHAnsi"/>
+          <w:sz w:val="24"/>
+          <w:szCs w:val="24"/>
+          <w:lang w:val="fr-CA"/>
+        </w:rPr>
+        <w:lastRenderedPageBreak/>
+        <w:t>en affichant à la fois selon les options a) et b).</w:t>
       </w:r>
     </w:p>
     <w:p>
@@ -387,19 +456,23 @@
         <w:pStyle w:val="NoSpacing"/>
         <w:rPr>
           <w:rFonts w:cstheme="minorHAnsi"/>
-          <w:sz w:val="24"/>
-          <w:szCs w:val="24"/>
-          <w:lang w:val="fr-CA"/>
-        </w:rPr>
-      </w:pPr>
-      <w:r>
-        <w:rPr>
-          <w:rFonts w:cstheme="minorHAnsi"/>
-          <w:sz w:val="24"/>
-          <w:szCs w:val="24"/>
-          <w:lang w:val="fr-CA"/>
-        </w:rPr>
-        <w:t xml:space="preserve">Étape 2. Sélectionner une ou plusieurs séries composantes de l’IPC pour créer un agrégat sur mesure de l’IPC par inclusion ou exclusion selon la méthode choisie à l’étape 1. </w:t>
+          <w:b/>
+          <w:bCs/>
+          <w:sz w:val="24"/>
+          <w:szCs w:val="24"/>
+          <w:lang w:val="fr-CA"/>
+        </w:rPr>
+      </w:pPr>
+      <w:r>
+        <w:rPr>
+          <w:rFonts w:cstheme="minorHAnsi"/>
+          <w:b/>
+          <w:bCs/>
+          <w:sz w:val="24"/>
+          <w:szCs w:val="24"/>
+          <w:lang w:val="fr-CA"/>
+        </w:rPr>
+        <w:t>Étape 2</w:t>
       </w:r>
     </w:p>
     <w:p>
@@ -412,6 +485,15 @@
           <w:lang w:val="fr-CA"/>
         </w:rPr>
       </w:pPr>
+      <w:r>
+        <w:rPr>
+          <w:rFonts w:cstheme="minorHAnsi"/>
+          <w:sz w:val="24"/>
+          <w:szCs w:val="24"/>
+          <w:lang w:val="fr-CA"/>
+        </w:rPr>
+        <w:t xml:space="preserve">Sélectionner une ou plusieurs séries composantes de l’IPC pour créer un agrégat sur mesure de l’IPC par inclusion ou exclusion selon la méthode choisie à l’étape 1. </w:t>
+      </w:r>
     </w:p>
     <w:p>
       <w:pPr>
@@ -423,68 +505,302 @@
           <w:lang w:val="fr-CA"/>
         </w:rPr>
       </w:pPr>
-      <w:r>
-        <w:rPr>
-          <w:rFonts w:cstheme="minorHAnsi"/>
-          <w:sz w:val="24"/>
-          <w:szCs w:val="24"/>
-          <w:lang w:val="fr-CA"/>
-        </w:rPr>
-        <w:t>Étape 3. Définir la période de base de l’indice des prix d’un agrégat sur mesure.</w:t>
-      </w:r>
     </w:p>
     <w:p>
       <w:pPr>
         <w:pStyle w:val="NoSpacing"/>
         <w:rPr>
           <w:rFonts w:cstheme="minorHAnsi"/>
-          <w:sz w:val="24"/>
-          <w:szCs w:val="24"/>
-          <w:lang w:val="fr-CA"/>
-        </w:rPr>
-      </w:pPr>
+          <w:color w:val="000000"/>
+          <w:sz w:val="24"/>
+          <w:szCs w:val="24"/>
+          <w:lang w:val="fr-CA"/>
+        </w:rPr>
+      </w:pPr>
+      <w:r>
+        <w:rPr>
+          <w:rFonts w:cstheme="minorHAnsi"/>
+          <w:color w:val="000000"/>
+          <w:sz w:val="24"/>
+          <w:szCs w:val="24"/>
+          <w:lang w:val="fr-CA"/>
+        </w:rPr>
+        <w:t xml:space="preserve">Vous pouvez commencer par une « agrégation </w:t>
+      </w:r>
+      <w:r>
+        <w:rPr>
+          <w:rFonts w:cstheme="minorHAnsi"/>
+          <w:color w:val="000000"/>
+          <w:sz w:val="24"/>
+          <w:szCs w:val="24"/>
+          <w:lang w:val="fr-CA"/>
+        </w:rPr>
+        <w:t>populaire</w:t>
+      </w:r>
+      <w:r>
+        <w:rPr>
+          <w:rFonts w:cstheme="minorHAnsi"/>
+          <w:color w:val="000000"/>
+          <w:sz w:val="24"/>
+          <w:szCs w:val="24"/>
+          <w:lang w:val="fr-CA"/>
+        </w:rPr>
+        <w:t xml:space="preserve"> » en sélectionnant une </w:t>
+      </w:r>
+      <w:r>
+        <w:rPr>
+          <w:rFonts w:cstheme="minorHAnsi"/>
+          <w:color w:val="000000"/>
+          <w:sz w:val="24"/>
+          <w:szCs w:val="24"/>
+          <w:lang w:val="fr-CA"/>
+        </w:rPr>
+        <w:t xml:space="preserve">région </w:t>
+      </w:r>
+      <w:r>
+        <w:rPr>
+          <w:rFonts w:cstheme="minorHAnsi"/>
+          <w:color w:val="000000"/>
+          <w:sz w:val="24"/>
+          <w:szCs w:val="24"/>
+          <w:lang w:val="fr-CA"/>
+        </w:rPr>
+        <w:t xml:space="preserve">géographique d’agrégation </w:t>
+      </w:r>
+      <w:r>
+        <w:rPr>
+          <w:rFonts w:cstheme="minorHAnsi"/>
+          <w:color w:val="000000"/>
+          <w:sz w:val="24"/>
+          <w:szCs w:val="24"/>
+          <w:lang w:val="fr-CA"/>
+        </w:rPr>
+        <w:t>populaire</w:t>
+      </w:r>
+      <w:r>
+        <w:rPr>
+          <w:rFonts w:cstheme="minorHAnsi"/>
+          <w:color w:val="000000"/>
+          <w:sz w:val="24"/>
+          <w:szCs w:val="24"/>
+          <w:lang w:val="fr-CA"/>
+        </w:rPr>
+        <w:t xml:space="preserve">, puis un groupe de produits d’agrégation </w:t>
+      </w:r>
+      <w:r>
+        <w:rPr>
+          <w:rFonts w:cstheme="minorHAnsi"/>
+          <w:color w:val="000000"/>
+          <w:sz w:val="24"/>
+          <w:szCs w:val="24"/>
+          <w:lang w:val="fr-CA"/>
+        </w:rPr>
+        <w:t>populaire</w:t>
+      </w:r>
+      <w:r>
+        <w:rPr>
+          <w:rFonts w:cstheme="minorHAnsi"/>
+          <w:color w:val="000000"/>
+          <w:sz w:val="24"/>
+          <w:szCs w:val="24"/>
+          <w:lang w:val="fr-CA"/>
+        </w:rPr>
+        <w:t xml:space="preserve">, avant de cliquer sur « Appliquer ». Cela remplira automatiquement </w:t>
+      </w:r>
+      <w:r>
+        <w:rPr>
+          <w:rFonts w:cstheme="minorHAnsi"/>
+          <w:color w:val="000000"/>
+          <w:sz w:val="24"/>
+          <w:szCs w:val="24"/>
+          <w:lang w:val="fr-CA"/>
+        </w:rPr>
+        <w:t>les séries de composantes individuelles en fonction de la composition de</w:t>
+      </w:r>
+      <w:r>
+        <w:rPr>
+          <w:rFonts w:cstheme="minorHAnsi"/>
+          <w:color w:val="000000"/>
+          <w:sz w:val="24"/>
+          <w:szCs w:val="24"/>
+          <w:lang w:val="fr-CA"/>
+        </w:rPr>
+        <w:t xml:space="preserve"> l’</w:t>
+      </w:r>
+      <w:r>
+        <w:rPr>
+          <w:rFonts w:cstheme="minorHAnsi"/>
+          <w:color w:val="000000"/>
+          <w:sz w:val="24"/>
+          <w:szCs w:val="24"/>
+          <w:lang w:val="fr-CA"/>
+        </w:rPr>
+        <w:t xml:space="preserve">agrégation </w:t>
+      </w:r>
+      <w:r>
+        <w:rPr>
+          <w:rFonts w:cstheme="minorHAnsi"/>
+          <w:color w:val="000000"/>
+          <w:sz w:val="24"/>
+          <w:szCs w:val="24"/>
+          <w:lang w:val="fr-CA"/>
+        </w:rPr>
+        <w:t>populaire</w:t>
+      </w:r>
+      <w:r>
+        <w:rPr>
+          <w:rFonts w:cstheme="minorHAnsi"/>
+          <w:color w:val="000000"/>
+          <w:sz w:val="24"/>
+          <w:szCs w:val="24"/>
+          <w:lang w:val="fr-CA"/>
+        </w:rPr>
+        <w:t>.</w:t>
+      </w:r>
+      <w:r>
+        <w:rPr>
+          <w:rFonts w:cstheme="minorHAnsi"/>
+          <w:color w:val="000000"/>
+          <w:sz w:val="24"/>
+          <w:szCs w:val="24"/>
+          <w:lang w:val="fr-CA"/>
+        </w:rPr>
+        <w:t xml:space="preserve"> </w:t>
+      </w:r>
+      <w:r>
+        <w:rPr>
+          <w:rFonts w:cstheme="minorHAnsi"/>
+          <w:color w:val="000000"/>
+          <w:sz w:val="24"/>
+          <w:szCs w:val="24"/>
+          <w:lang w:val="fr-CA"/>
+        </w:rPr>
+        <w:t xml:space="preserve">Vous pourrez ensuite personnaliser vos composantes en sélectionnant « </w:t>
+      </w:r>
+      <w:r>
+        <w:rPr>
+          <w:rFonts w:cstheme="minorHAnsi"/>
+          <w:color w:val="000000"/>
+          <w:sz w:val="24"/>
+          <w:szCs w:val="24"/>
+          <w:lang w:val="fr-CA"/>
+        </w:rPr>
+        <w:t>Enlever</w:t>
+      </w:r>
+      <w:r>
+        <w:rPr>
+          <w:rFonts w:cstheme="minorHAnsi"/>
+          <w:color w:val="000000"/>
+          <w:sz w:val="24"/>
+          <w:szCs w:val="24"/>
+          <w:lang w:val="fr-CA"/>
+        </w:rPr>
+        <w:t xml:space="preserve"> » ou « Ajouter ». </w:t>
+      </w:r>
     </w:p>
     <w:p>
       <w:pPr>
         <w:pStyle w:val="NoSpacing"/>
         <w:rPr>
           <w:rFonts w:cstheme="minorHAnsi"/>
-          <w:sz w:val="24"/>
-          <w:szCs w:val="24"/>
-          <w:lang w:val="fr-CA"/>
-        </w:rPr>
-      </w:pPr>
-      <w:proofErr w:type="gramStart"/>
-      <w:r>
-        <w:rPr>
-          <w:rFonts w:cstheme="minorHAnsi"/>
-          <w:sz w:val="24"/>
-          <w:szCs w:val="24"/>
-          <w:lang w:val="fr-CA"/>
-        </w:rPr>
-        <w:t>Sélectionner  «</w:t>
-      </w:r>
-      <w:proofErr w:type="gramEnd"/>
-      <w:r>
-        <w:rPr>
-          <w:rFonts w:cstheme="minorHAnsi"/>
-          <w:sz w:val="24"/>
-          <w:szCs w:val="24"/>
-          <w:lang w:val="fr-CA"/>
-        </w:rPr>
-        <w:t> Calculer » à l’étape 4 pour lancer le calcul de l’agrégat sur mesure de l’IPC.</w:t>
-      </w:r>
+          <w:color w:val="000000"/>
+          <w:sz w:val="24"/>
+          <w:szCs w:val="24"/>
+          <w:lang w:val="fr-CA"/>
+        </w:rPr>
+      </w:pPr>
     </w:p>
     <w:p>
       <w:pPr>
         <w:pStyle w:val="NoSpacing"/>
         <w:rPr>
           <w:rFonts w:cstheme="minorHAnsi"/>
-          <w:sz w:val="24"/>
-          <w:szCs w:val="24"/>
-          <w:lang w:val="fr-CA"/>
-        </w:rPr>
-      </w:pPr>
+          <w:color w:val="000000"/>
+          <w:sz w:val="24"/>
+          <w:szCs w:val="24"/>
+          <w:lang w:val="fr-CA"/>
+        </w:rPr>
+      </w:pPr>
+      <w:r>
+        <w:rPr>
+          <w:rFonts w:cstheme="minorHAnsi"/>
+          <w:color w:val="000000"/>
+          <w:sz w:val="24"/>
+          <w:szCs w:val="24"/>
+          <w:lang w:val="fr-CA"/>
+        </w:rPr>
+        <w:t xml:space="preserve">Si vous préférez, vous pouvez ignorer l’option d’agrégation </w:t>
+      </w:r>
+      <w:r>
+        <w:rPr>
+          <w:rFonts w:cstheme="minorHAnsi"/>
+          <w:color w:val="000000"/>
+          <w:sz w:val="24"/>
+          <w:szCs w:val="24"/>
+          <w:lang w:val="fr-CA"/>
+        </w:rPr>
+        <w:t>populaire</w:t>
+      </w:r>
+      <w:r>
+        <w:rPr>
+          <w:rFonts w:cstheme="minorHAnsi"/>
+          <w:color w:val="000000"/>
+          <w:sz w:val="24"/>
+          <w:szCs w:val="24"/>
+          <w:lang w:val="fr-CA"/>
+        </w:rPr>
+        <w:t xml:space="preserve"> et sélectionner vos composantes une à la fois. Entrez d’abord une </w:t>
+      </w:r>
+      <w:r>
+        <w:rPr>
+          <w:rFonts w:cstheme="minorHAnsi"/>
+          <w:color w:val="000000"/>
+          <w:sz w:val="24"/>
+          <w:szCs w:val="24"/>
+          <w:lang w:val="fr-CA"/>
+        </w:rPr>
+        <w:t xml:space="preserve">région </w:t>
+      </w:r>
+      <w:r>
+        <w:rPr>
+          <w:rFonts w:cstheme="minorHAnsi"/>
+          <w:color w:val="000000"/>
+          <w:sz w:val="24"/>
+          <w:szCs w:val="24"/>
+          <w:lang w:val="fr-CA"/>
+        </w:rPr>
+        <w:t xml:space="preserve">géographique, puis un produit, et sélectionnez « </w:t>
+      </w:r>
+      <w:r>
+        <w:rPr>
+          <w:rFonts w:cstheme="minorHAnsi"/>
+          <w:color w:val="000000"/>
+          <w:sz w:val="24"/>
+          <w:szCs w:val="24"/>
+          <w:lang w:val="fr-CA"/>
+        </w:rPr>
+        <w:t xml:space="preserve">Enlever </w:t>
+      </w:r>
+      <w:r>
+        <w:rPr>
+          <w:rFonts w:cstheme="minorHAnsi"/>
+          <w:color w:val="000000"/>
+          <w:sz w:val="24"/>
+          <w:szCs w:val="24"/>
+          <w:lang w:val="fr-CA"/>
+        </w:rPr>
+        <w:t xml:space="preserve">», « Ajouter » ou « Recommencer » au </w:t>
+      </w:r>
+      <w:r>
+        <w:rPr>
+          <w:rFonts w:cstheme="minorHAnsi"/>
+          <w:color w:val="000000"/>
+          <w:sz w:val="24"/>
+          <w:szCs w:val="24"/>
+          <w:lang w:val="fr-CA"/>
+        </w:rPr>
+        <w:t>besoin jusqu’à ce que vous ayez les composants que vous souhaitez inclure ou exclure.</w:t>
+      </w:r>
     </w:p>
     <w:p>
       <w:pPr>
@@ -496,14 +812,203 @@
           <w:lang w:val="fr-CA"/>
         </w:rPr>
       </w:pPr>
-      <w:r>
-        <w:rPr>
-          <w:rFonts w:cstheme="minorHAnsi"/>
-          <w:sz w:val="24"/>
-          <w:szCs w:val="24"/>
-          <w:lang w:val="fr-CA"/>
-        </w:rPr>
-        <w:t>Le calculateur affichera un graphique et un tableau de vos agrégats sur mesure de l’IPC pour chacune des statistiques suivantes :</w:t>
+    </w:p>
+    <w:p>
+      <w:pPr>
+        <w:pStyle w:val="NoSpacing"/>
+        <w:rPr>
+          <w:rFonts w:cstheme="minorHAnsi"/>
+          <w:b/>
+          <w:bCs/>
+          <w:sz w:val="24"/>
+          <w:szCs w:val="24"/>
+          <w:lang w:val="fr-CA"/>
+        </w:rPr>
+      </w:pPr>
+      <w:r>
+        <w:rPr>
+          <w:rFonts w:cstheme="minorHAnsi"/>
+          <w:b/>
+          <w:bCs/>
+          <w:sz w:val="24"/>
+          <w:szCs w:val="24"/>
+          <w:lang w:val="fr-CA"/>
+        </w:rPr>
+        <w:t>Étape 3</w:t>
+      </w:r>
+    </w:p>
+    <w:p>
+      <w:pPr>
+        <w:pStyle w:val="NoSpacing"/>
+        <w:rPr>
+          <w:rFonts w:cstheme="minorHAnsi"/>
+          <w:color w:val="000000"/>
+          <w:sz w:val="24"/>
+          <w:szCs w:val="24"/>
+          <w:lang w:val="fr-CA"/>
+        </w:rPr>
+      </w:pPr>
+      <w:r>
+        <w:rPr>
+          <w:rFonts w:cstheme="minorHAnsi"/>
+          <w:sz w:val="24"/>
+          <w:szCs w:val="24"/>
+          <w:lang w:val="fr-CA"/>
+        </w:rPr>
+        <w:t>Définir la période de base de l’indice des prix d’un agrégat sur mesure</w:t>
+      </w:r>
+      <w:r>
+        <w:rPr>
+          <w:rFonts w:cstheme="minorHAnsi"/>
+          <w:sz w:val="24"/>
+          <w:szCs w:val="24"/>
+          <w:lang w:val="fr-CA"/>
+        </w:rPr>
+        <w:t>, c'est-à-dire la période pour laquelle le niveau moyen de l'indice est égal à 100</w:t>
+      </w:r>
+      <w:r>
+        <w:rPr>
+          <w:rFonts w:cstheme="minorHAnsi"/>
+          <w:sz w:val="24"/>
+          <w:szCs w:val="24"/>
+          <w:lang w:val="fr-CA"/>
+        </w:rPr>
+        <w:t>.</w:t>
+      </w:r>
+    </w:p>
+    <w:p>
+      <w:pPr>
+        <w:pStyle w:val="NoSpacing"/>
+        <w:rPr>
+          <w:rFonts w:cstheme="minorHAnsi"/>
+          <w:sz w:val="24"/>
+          <w:szCs w:val="24"/>
+          <w:lang w:val="fr-CA"/>
+        </w:rPr>
+      </w:pPr>
+    </w:p>
+    <w:p>
+      <w:pPr>
+        <w:pStyle w:val="NoSpacing"/>
+        <w:rPr>
+          <w:rFonts w:cstheme="minorHAnsi"/>
+          <w:b/>
+          <w:bCs/>
+          <w:sz w:val="24"/>
+          <w:szCs w:val="24"/>
+          <w:lang w:val="fr-CA"/>
+        </w:rPr>
+      </w:pPr>
+      <w:r>
+        <w:rPr>
+          <w:rFonts w:cstheme="minorHAnsi"/>
+          <w:b/>
+          <w:bCs/>
+          <w:sz w:val="24"/>
+          <w:szCs w:val="24"/>
+          <w:lang w:val="fr-CA"/>
+        </w:rPr>
+        <w:t>Étape </w:t>
+      </w:r>
+      <w:r>
+        <w:rPr>
+          <w:rFonts w:cstheme="minorHAnsi"/>
+          <w:b/>
+          <w:bCs/>
+          <w:sz w:val="24"/>
+          <w:szCs w:val="24"/>
+          <w:lang w:val="fr-CA"/>
+        </w:rPr>
+        <w:t>4</w:t>
+      </w:r>
+    </w:p>
+    <w:p>
+      <w:pPr>
+        <w:pStyle w:val="NoSpacing"/>
+        <w:rPr>
+          <w:rFonts w:cstheme="minorHAnsi"/>
+          <w:sz w:val="24"/>
+          <w:szCs w:val="24"/>
+          <w:lang w:val="fr-CA"/>
+        </w:rPr>
+      </w:pPr>
+      <w:r>
+        <w:rPr>
+          <w:rFonts w:cstheme="minorHAnsi"/>
+          <w:sz w:val="24"/>
+          <w:szCs w:val="24"/>
+          <w:lang w:val="fr-CA"/>
+        </w:rPr>
+        <w:t>Sélectionner « Calculer » pour lancer le calcul de l’agrégat sur mesure de l’IPC.</w:t>
+      </w:r>
+      <w:r>
+        <w:rPr>
+          <w:rFonts w:cstheme="minorHAnsi"/>
+          <w:sz w:val="24"/>
+          <w:szCs w:val="24"/>
+          <w:lang w:val="fr-CA"/>
+        </w:rPr>
+        <w:t xml:space="preserve"> </w:t>
+      </w:r>
+      <w:r>
+        <w:rPr>
+          <w:rFonts w:cstheme="minorHAnsi"/>
+          <w:sz w:val="24"/>
+          <w:szCs w:val="24"/>
+          <w:lang w:val="fr-CA"/>
+        </w:rPr>
+        <w:t>Les indices pour des agrégats sur mesure sont disponibles à compter d’avril 2007, le mois d’enchaînement des pondérations de paniers basées sur les dépenses de 2005.</w:t>
+      </w:r>
+    </w:p>
+    <w:p>
+      <w:pPr>
+        <w:pStyle w:val="NoSpacing"/>
+        <w:rPr>
+          <w:rFonts w:cstheme="minorHAnsi"/>
+          <w:sz w:val="24"/>
+          <w:szCs w:val="24"/>
+          <w:lang w:val="fr-CA"/>
+        </w:rPr>
+      </w:pPr>
+    </w:p>
+    <w:p>
+      <w:pPr>
+        <w:pStyle w:val="NoSpacing"/>
+        <w:rPr>
+          <w:rFonts w:cstheme="minorHAnsi"/>
+          <w:sz w:val="24"/>
+          <w:szCs w:val="24"/>
+          <w:lang w:val="fr-CA"/>
+        </w:rPr>
+      </w:pPr>
+      <w:r>
+        <w:rPr>
+          <w:rFonts w:cstheme="minorHAnsi"/>
+          <w:color w:val="000000"/>
+          <w:sz w:val="24"/>
+          <w:szCs w:val="24"/>
+          <w:lang w:val="fr-CA"/>
+        </w:rPr>
+        <w:t xml:space="preserve">Au bout de quelques secondes, </w:t>
+      </w:r>
+      <w:r>
+        <w:rPr>
+          <w:rFonts w:cstheme="minorHAnsi"/>
+          <w:color w:val="000000"/>
+          <w:sz w:val="24"/>
+          <w:szCs w:val="24"/>
+          <w:lang w:val="fr-CA"/>
+        </w:rPr>
+        <w:t>l</w:t>
+      </w:r>
+      <w:r>
+        <w:rPr>
+          <w:rFonts w:cstheme="minorHAnsi"/>
+          <w:sz w:val="24"/>
+          <w:szCs w:val="24"/>
+          <w:lang w:val="fr-CA"/>
+        </w:rPr>
+        <w:t>e calculateur affichera un graphique et un tableau de vos agrégats sur mesure de l’IPC pour chacune des statistiques suivantes :</w:t>
       </w:r>
     </w:p>
     <w:p>
@@ -567,7 +1072,6 @@
           <w:szCs w:val="24"/>
         </w:rPr>
       </w:pPr>
-      <w:proofErr w:type="spellStart"/>
       <w:r>
         <w:rPr>
           <w:rFonts w:cstheme="minorHAnsi"/>
@@ -576,7 +1080,6 @@
         </w:rPr>
         <w:t>Indice</w:t>
       </w:r>
-      <w:proofErr w:type="spellEnd"/>
     </w:p>
     <w:p>
       <w:pPr>
@@ -689,64 +1192,1135 @@
     <w:p>
       <w:pPr>
         <w:pStyle w:val="NoSpacing"/>
-        <w:ind w:firstLine="360"/>
-        <w:rPr>
-          <w:rFonts w:cstheme="minorHAnsi"/>
-          <w:sz w:val="24"/>
-          <w:szCs w:val="24"/>
-          <w:lang w:val="fr-CA"/>
-        </w:rPr>
-      </w:pPr>
+        <w:rPr>
+          <w:rFonts w:cstheme="minorHAnsi"/>
+          <w:color w:val="000000"/>
+          <w:sz w:val="24"/>
+          <w:szCs w:val="24"/>
+          <w:lang w:val="fr-CA"/>
+        </w:rPr>
+      </w:pPr>
+      <w:r>
+        <w:rPr>
+          <w:rFonts w:cstheme="minorHAnsi"/>
+          <w:color w:val="000000"/>
+          <w:sz w:val="24"/>
+          <w:szCs w:val="24"/>
+          <w:lang w:val="fr-CA"/>
+        </w:rPr>
+        <w:t>Vous pouvez ensuite effectuer plusieurs autres actions.</w:t>
+      </w:r>
     </w:p>
     <w:p>
       <w:pPr>
         <w:pStyle w:val="NoSpacing"/>
-        <w:rPr>
-          <w:rFonts w:cstheme="minorHAnsi"/>
-          <w:sz w:val="24"/>
-          <w:szCs w:val="24"/>
-          <w:lang w:val="fr-CA"/>
-        </w:rPr>
-      </w:pPr>
-      <w:r>
-        <w:rPr>
-          <w:rFonts w:cstheme="minorHAnsi"/>
-          <w:sz w:val="24"/>
-          <w:szCs w:val="24"/>
-          <w:lang w:val="fr-CA"/>
-        </w:rPr>
-        <w:t>Les indices pour des agrégats sur mesure sont disponibles à compter d’avril 2007, le mois d’enchaînement des pondérations de paniers basées sur les dépenses de 2005.</w:t>
+        <w:numPr>
+          <w:ilvl w:val="0"/>
+          <w:numId w:val="47"/>
+        </w:numPr>
+        <w:rPr>
+          <w:rFonts w:cstheme="minorHAnsi"/>
+          <w:color w:val="000000"/>
+          <w:sz w:val="24"/>
+          <w:szCs w:val="24"/>
+          <w:lang w:val="fr-CA"/>
+        </w:rPr>
+      </w:pPr>
+      <w:r>
+        <w:rPr>
+          <w:rFonts w:cstheme="minorHAnsi"/>
+          <w:color w:val="000000"/>
+          <w:sz w:val="24"/>
+          <w:szCs w:val="24"/>
+          <w:lang w:val="fr-CA"/>
+        </w:rPr>
+        <w:t>V</w:t>
+      </w:r>
+      <w:r>
+        <w:rPr>
+          <w:rFonts w:cstheme="minorHAnsi"/>
+          <w:color w:val="000000"/>
+          <w:sz w:val="24"/>
+          <w:szCs w:val="24"/>
+          <w:lang w:val="fr-CA"/>
+        </w:rPr>
+        <w:t>ous pouvez vérifier l’état du calcul et les détails de chaque agrégat personnalisé sous « Résultats de la dernière exécution ».</w:t>
       </w:r>
     </w:p>
     <w:p>
       <w:pPr>
         <w:pStyle w:val="NoSpacing"/>
-        <w:rPr>
-          <w:rFonts w:cstheme="minorHAnsi"/>
-          <w:sz w:val="24"/>
-          <w:szCs w:val="24"/>
-          <w:lang w:val="fr-CA"/>
-        </w:rPr>
-      </w:pPr>
+        <w:numPr>
+          <w:ilvl w:val="0"/>
+          <w:numId w:val="47"/>
+        </w:numPr>
+        <w:rPr>
+          <w:rFonts w:cstheme="minorHAnsi"/>
+          <w:color w:val="000000"/>
+          <w:sz w:val="24"/>
+          <w:szCs w:val="24"/>
+          <w:lang w:val="fr-CA"/>
+        </w:rPr>
+      </w:pPr>
+      <w:r>
+        <w:rPr>
+          <w:rFonts w:cstheme="minorHAnsi"/>
+          <w:color w:val="000000"/>
+          <w:sz w:val="24"/>
+          <w:szCs w:val="24"/>
+          <w:lang w:val="fr-CA"/>
+        </w:rPr>
+        <w:t>Sélectionnez « Réduire » pour réduire une boîte de détails, ou « Agrandir</w:t>
+      </w:r>
+      <w:r>
+        <w:rPr>
+          <w:rFonts w:cstheme="minorHAnsi"/>
+          <w:color w:val="000000"/>
+          <w:sz w:val="24"/>
+          <w:szCs w:val="24"/>
+          <w:lang w:val="fr-CA"/>
+        </w:rPr>
+        <w:t xml:space="preserve"> </w:t>
+      </w:r>
+      <w:r>
+        <w:rPr>
+          <w:rFonts w:cstheme="minorHAnsi"/>
+          <w:color w:val="000000"/>
+          <w:sz w:val="24"/>
+          <w:szCs w:val="24"/>
+          <w:lang w:val="fr-CA"/>
+        </w:rPr>
+        <w:t>» pour afficher les détails.</w:t>
+      </w:r>
     </w:p>
     <w:p>
       <w:pPr>
         <w:pStyle w:val="NoSpacing"/>
-        <w:rPr>
-          <w:rFonts w:cstheme="minorHAnsi"/>
-          <w:bCs/>
-          <w:sz w:val="24"/>
-          <w:szCs w:val="24"/>
-        </w:rPr>
-      </w:pPr>
-      <w:r>
-        <w:rPr>
-          <w:rFonts w:cstheme="minorHAnsi"/>
-          <w:bCs/>
-          <w:sz w:val="24"/>
-          <w:szCs w:val="24"/>
-        </w:rPr>
-        <w:t>Conseil</w:t>
+        <w:numPr>
+          <w:ilvl w:val="0"/>
+          <w:numId w:val="47"/>
+        </w:numPr>
+        <w:rPr>
+          <w:rFonts w:cstheme="minorHAnsi"/>
+          <w:color w:val="000000"/>
+          <w:sz w:val="24"/>
+          <w:szCs w:val="24"/>
+          <w:lang w:val="fr-CA"/>
+        </w:rPr>
+      </w:pPr>
+      <w:r>
+        <w:rPr>
+          <w:rFonts w:cstheme="minorHAnsi"/>
+          <w:color w:val="000000"/>
+          <w:sz w:val="24"/>
+          <w:szCs w:val="24"/>
+          <w:lang w:val="fr-CA"/>
+        </w:rPr>
+        <w:lastRenderedPageBreak/>
+        <w:t xml:space="preserve">Sous « Options de </w:t>
+      </w:r>
+      <w:r>
+        <w:rPr>
+          <w:rFonts w:cstheme="minorHAnsi"/>
+          <w:color w:val="000000"/>
+          <w:sz w:val="24"/>
+          <w:szCs w:val="24"/>
+          <w:lang w:val="fr-CA"/>
+        </w:rPr>
+        <w:t xml:space="preserve">changement de </w:t>
+      </w:r>
+      <w:r>
+        <w:rPr>
+          <w:rFonts w:cstheme="minorHAnsi"/>
+          <w:color w:val="000000"/>
+          <w:sz w:val="24"/>
+          <w:szCs w:val="24"/>
+          <w:lang w:val="fr-CA"/>
+        </w:rPr>
+        <w:t>base », vous pouvez choisir de rebaser vos séries de comparaison afin d’aligner toutes les séries sur une période de référence commune.</w:t>
+      </w:r>
+    </w:p>
+    <w:p>
+      <w:pPr>
+        <w:pStyle w:val="NoSpacing"/>
+        <w:numPr>
+          <w:ilvl w:val="0"/>
+          <w:numId w:val="47"/>
+        </w:numPr>
+        <w:rPr>
+          <w:rFonts w:cstheme="minorHAnsi"/>
+          <w:color w:val="000000"/>
+          <w:sz w:val="24"/>
+          <w:szCs w:val="24"/>
+          <w:lang w:val="fr-CA"/>
+        </w:rPr>
+      </w:pPr>
+      <w:r>
+        <w:rPr>
+          <w:rFonts w:cstheme="minorHAnsi"/>
+          <w:color w:val="000000"/>
+          <w:sz w:val="24"/>
+          <w:szCs w:val="24"/>
+          <w:lang w:val="fr-CA"/>
+        </w:rPr>
+        <w:t xml:space="preserve">Sous « Options d’affichage des séries », sélectionnez les agrégats </w:t>
+      </w:r>
+      <w:r>
+        <w:rPr>
+          <w:rFonts w:cstheme="minorHAnsi"/>
+          <w:sz w:val="24"/>
+          <w:szCs w:val="24"/>
+          <w:lang w:val="fr-CA"/>
+        </w:rPr>
+        <w:t>sur mesure</w:t>
+      </w:r>
+      <w:r>
+        <w:rPr>
+          <w:rFonts w:cstheme="minorHAnsi"/>
+          <w:color w:val="000000"/>
+          <w:sz w:val="24"/>
+          <w:szCs w:val="24"/>
+          <w:lang w:val="fr-CA"/>
+        </w:rPr>
+        <w:t>, les séries de comparaison et les séries composantes que vous souhaitez afficher.</w:t>
+      </w:r>
+    </w:p>
+    <w:p>
+      <w:pPr>
+        <w:pStyle w:val="NoSpacing"/>
+        <w:numPr>
+          <w:ilvl w:val="0"/>
+          <w:numId w:val="47"/>
+        </w:numPr>
+        <w:rPr>
+          <w:rFonts w:cstheme="minorHAnsi"/>
+          <w:sz w:val="24"/>
+          <w:szCs w:val="24"/>
+          <w:lang w:val="fr-CA"/>
+        </w:rPr>
+      </w:pPr>
+      <w:r>
+        <w:rPr>
+          <w:rFonts w:cstheme="minorHAnsi"/>
+          <w:sz w:val="24"/>
+          <w:szCs w:val="24"/>
+          <w:lang w:val="fr-CA"/>
+        </w:rPr>
+        <w:t>Ajuster la plage de temps du graphique en déplaçant les curseurs</w:t>
+      </w:r>
+      <w:r>
+        <w:rPr>
+          <w:sz w:val="28"/>
+          <w:szCs w:val="32"/>
+          <w:lang w:val="fr-CA"/>
+        </w:rPr>
+        <w:t xml:space="preserve"> </w:t>
+      </w:r>
+      <w:r>
+        <w:rPr>
+          <w:rFonts w:cstheme="minorHAnsi"/>
+          <w:sz w:val="24"/>
+          <w:szCs w:val="24"/>
+          <w:lang w:val="fr-CA"/>
+        </w:rPr>
+        <w:t>du graphique.</w:t>
+      </w:r>
+    </w:p>
+    <w:p>
+      <w:pPr>
+        <w:pStyle w:val="NoSpacing"/>
+        <w:numPr>
+          <w:ilvl w:val="0"/>
+          <w:numId w:val="47"/>
+        </w:numPr>
+        <w:rPr>
+          <w:rFonts w:cstheme="minorHAnsi"/>
+          <w:color w:val="000000"/>
+          <w:sz w:val="24"/>
+          <w:szCs w:val="24"/>
+          <w:lang w:val="fr-CA"/>
+        </w:rPr>
+      </w:pPr>
+      <w:r>
+        <w:rPr>
+          <w:rFonts w:cstheme="minorHAnsi"/>
+          <w:color w:val="000000"/>
+          <w:sz w:val="24"/>
+          <w:szCs w:val="24"/>
+          <w:lang w:val="fr-CA"/>
+        </w:rPr>
+        <w:t>Vous pouvez sélectionner « Enregistrer le graphique » et « Télécharger le tableau » pour enregistrer vos résultats localement.</w:t>
+      </w:r>
+    </w:p>
+    <w:p>
+      <w:pPr>
+        <w:pStyle w:val="NoSpacing"/>
+        <w:rPr>
+          <w:rFonts w:cstheme="minorHAnsi"/>
+          <w:sz w:val="24"/>
+          <w:szCs w:val="24"/>
+          <w:lang w:val="fr-CA"/>
+        </w:rPr>
+      </w:pPr>
+    </w:p>
+    <w:p>
+      <w:pPr>
+        <w:pStyle w:val="Heading1"/>
+        <w:rPr>
+          <w:lang w:val="fr-CA"/>
+        </w:rPr>
+      </w:pPr>
+      <w:r>
+        <w:rPr>
+          <w:lang w:val="fr-CA"/>
+        </w:rPr>
+        <w:t xml:space="preserve">Exemple </w:t>
+      </w:r>
+      <w:r>
+        <w:rPr>
+          <w:lang w:val="fr-CA"/>
+        </w:rPr>
+        <w:t>1</w:t>
+      </w:r>
+    </w:p>
+    <w:p>
+      <w:pPr>
+        <w:pStyle w:val="NoSpacing"/>
+        <w:rPr>
+          <w:rFonts w:cstheme="minorHAnsi"/>
+          <w:color w:val="000000"/>
+          <w:sz w:val="24"/>
+          <w:szCs w:val="24"/>
+          <w:lang w:val="fr-CA"/>
+        </w:rPr>
+      </w:pPr>
+      <w:r>
+        <w:rPr>
+          <w:rFonts w:cstheme="minorHAnsi"/>
+          <w:color w:val="000000"/>
+          <w:sz w:val="24"/>
+          <w:szCs w:val="24"/>
+          <w:lang w:val="fr-CA"/>
+        </w:rPr>
+        <w:t xml:space="preserve">À titre d’exemple, vous pourriez vouloir calculer l’IPC </w:t>
+      </w:r>
+      <w:r>
+        <w:rPr>
+          <w:rFonts w:cstheme="minorHAnsi"/>
+          <w:color w:val="000000"/>
+          <w:sz w:val="24"/>
+          <w:szCs w:val="24"/>
+          <w:lang w:val="fr-CA"/>
+        </w:rPr>
+        <w:t xml:space="preserve">d’ensemble </w:t>
+      </w:r>
+      <w:r>
+        <w:rPr>
+          <w:rFonts w:cstheme="minorHAnsi"/>
+          <w:color w:val="000000"/>
+          <w:sz w:val="24"/>
+          <w:szCs w:val="24"/>
+          <w:lang w:val="fr-CA"/>
+        </w:rPr>
+        <w:t>du Canada en excluant les biens énergétiques liés au carbone afin d’évaluer les tendances des prix avec et sans ces biens dans le panier de l’IPC.</w:t>
+      </w:r>
+    </w:p>
+    <w:p>
+      <w:pPr>
+        <w:pStyle w:val="NoSpacing"/>
+        <w:rPr>
+          <w:rFonts w:cstheme="minorHAnsi"/>
+          <w:color w:val="000000"/>
+          <w:sz w:val="24"/>
+          <w:szCs w:val="24"/>
+          <w:lang w:val="fr-CA"/>
+        </w:rPr>
+      </w:pPr>
+    </w:p>
+    <w:p>
+      <w:pPr>
+        <w:pStyle w:val="NoSpacing"/>
+        <w:rPr>
+          <w:rFonts w:cstheme="minorHAnsi"/>
+          <w:color w:val="000000"/>
+          <w:sz w:val="24"/>
+          <w:szCs w:val="24"/>
+          <w:lang w:val="fr-CA"/>
+        </w:rPr>
+      </w:pPr>
+      <w:r>
+        <w:rPr>
+          <w:rFonts w:cstheme="minorHAnsi"/>
+          <w:color w:val="000000"/>
+          <w:sz w:val="24"/>
+          <w:szCs w:val="24"/>
+          <w:lang w:val="fr-CA"/>
+        </w:rPr>
+        <w:t xml:space="preserve">À l’étape 1, sélectionnez « L’IPC </w:t>
+      </w:r>
+      <w:r>
+        <w:rPr>
+          <w:rFonts w:cstheme="minorHAnsi"/>
+          <w:color w:val="000000"/>
+          <w:sz w:val="24"/>
+          <w:szCs w:val="24"/>
+          <w:lang w:val="fr-CA"/>
+        </w:rPr>
+        <w:t>d’ensemble qui exclut</w:t>
+      </w:r>
+      <w:r>
+        <w:rPr>
+          <w:rFonts w:cstheme="minorHAnsi"/>
+          <w:color w:val="000000"/>
+          <w:sz w:val="24"/>
+          <w:szCs w:val="24"/>
+          <w:lang w:val="fr-CA"/>
+        </w:rPr>
+        <w:t xml:space="preserve"> l</w:t>
+      </w:r>
+      <w:r>
+        <w:rPr>
+          <w:rFonts w:cstheme="minorHAnsi"/>
+          <w:color w:val="000000"/>
+          <w:sz w:val="24"/>
+          <w:szCs w:val="24"/>
+          <w:lang w:val="fr-CA"/>
+        </w:rPr>
+        <w:t xml:space="preserve">es </w:t>
+      </w:r>
+      <w:r>
+        <w:rPr>
+          <w:rFonts w:cstheme="minorHAnsi"/>
+          <w:color w:val="000000"/>
+          <w:sz w:val="24"/>
+          <w:szCs w:val="24"/>
+          <w:lang w:val="fr-CA"/>
+        </w:rPr>
+        <w:t>série</w:t>
+      </w:r>
+      <w:r>
+        <w:rPr>
+          <w:rFonts w:cstheme="minorHAnsi"/>
+          <w:color w:val="000000"/>
+          <w:sz w:val="24"/>
+          <w:szCs w:val="24"/>
+          <w:lang w:val="fr-CA"/>
+        </w:rPr>
+        <w:t>s</w:t>
+      </w:r>
+      <w:r>
+        <w:rPr>
+          <w:rFonts w:cstheme="minorHAnsi"/>
+          <w:color w:val="000000"/>
+          <w:sz w:val="24"/>
+          <w:szCs w:val="24"/>
+          <w:lang w:val="fr-CA"/>
+        </w:rPr>
+        <w:t xml:space="preserve"> composantes sélectionnées » ou « Les deux </w:t>
+      </w:r>
+      <w:r>
+        <w:rPr>
+          <w:rFonts w:cstheme="minorHAnsi"/>
+          <w:color w:val="000000"/>
+          <w:sz w:val="24"/>
+          <w:szCs w:val="24"/>
+          <w:lang w:val="fr-CA"/>
+        </w:rPr>
+        <w:t xml:space="preserve">sélections </w:t>
+      </w:r>
+      <w:r>
+        <w:rPr>
+          <w:rFonts w:cstheme="minorHAnsi"/>
+          <w:color w:val="000000"/>
+          <w:sz w:val="24"/>
+          <w:szCs w:val="24"/>
+          <w:lang w:val="fr-CA"/>
+        </w:rPr>
+        <w:t>ci-dessus ».</w:t>
+      </w:r>
+    </w:p>
+    <w:p>
+      <w:pPr>
+        <w:pStyle w:val="NoSpacing"/>
+        <w:rPr>
+          <w:rFonts w:cstheme="minorHAnsi"/>
+          <w:color w:val="000000"/>
+          <w:sz w:val="24"/>
+          <w:szCs w:val="24"/>
+          <w:lang w:val="fr-CA"/>
+        </w:rPr>
+      </w:pPr>
+    </w:p>
+    <w:p>
+      <w:pPr>
+        <w:pStyle w:val="NoSpacing"/>
+        <w:rPr>
+          <w:rFonts w:cstheme="minorHAnsi"/>
+          <w:color w:val="000000"/>
+          <w:sz w:val="24"/>
+          <w:szCs w:val="24"/>
+          <w:lang w:val="fr-CA"/>
+        </w:rPr>
+      </w:pPr>
+      <w:r>
+        <w:rPr>
+          <w:rFonts w:cstheme="minorHAnsi"/>
+          <w:color w:val="000000"/>
+          <w:sz w:val="24"/>
+          <w:szCs w:val="24"/>
+          <w:lang w:val="fr-CA"/>
+        </w:rPr>
+        <w:t xml:space="preserve">À l’étape 2, sous « </w:t>
+      </w:r>
+      <w:r>
+        <w:rPr>
+          <w:rFonts w:cstheme="minorHAnsi"/>
+          <w:color w:val="000000"/>
+          <w:sz w:val="24"/>
+          <w:szCs w:val="24"/>
+          <w:lang w:val="fr-CA"/>
+        </w:rPr>
+        <w:t>Commencer par montrer les régions géographiques et les produits qui sont les composantes d'une agrégation populaire</w:t>
+      </w:r>
+      <w:r>
+        <w:rPr>
+          <w:rFonts w:cstheme="minorHAnsi"/>
+          <w:color w:val="000000"/>
+          <w:sz w:val="24"/>
+          <w:szCs w:val="24"/>
+          <w:lang w:val="fr-CA"/>
+        </w:rPr>
+        <w:t xml:space="preserve"> », sélectionnez </w:t>
+      </w:r>
+      <w:r>
+        <w:rPr>
+          <w:rFonts w:cstheme="minorHAnsi"/>
+          <w:color w:val="000000"/>
+          <w:sz w:val="24"/>
+          <w:szCs w:val="24"/>
+          <w:lang w:val="fr-CA"/>
+        </w:rPr>
+        <w:t>R</w:t>
+      </w:r>
+      <w:r>
+        <w:rPr>
+          <w:rFonts w:cstheme="minorHAnsi"/>
+          <w:color w:val="000000"/>
+          <w:sz w:val="24"/>
+          <w:szCs w:val="24"/>
+          <w:lang w:val="fr-CA"/>
+        </w:rPr>
+        <w:t xml:space="preserve">égion </w:t>
+      </w:r>
+      <w:r>
+        <w:rPr>
+          <w:rFonts w:cstheme="minorHAnsi"/>
+          <w:color w:val="000000"/>
+          <w:sz w:val="24"/>
+          <w:szCs w:val="24"/>
+          <w:lang w:val="fr-CA"/>
+        </w:rPr>
+        <w:t xml:space="preserve">géographique = « Canada », puis Groupe de produits = « Énergie », puis cliquez sur « Appliquer ». </w:t>
+      </w:r>
+      <w:r>
+        <w:rPr>
+          <w:rFonts w:cstheme="minorHAnsi"/>
+          <w:color w:val="000000"/>
+          <w:sz w:val="24"/>
+          <w:szCs w:val="24"/>
+          <w:lang w:val="fr-CA"/>
+        </w:rPr>
+        <w:t xml:space="preserve">Cela remplira automatiquement les séries de l’IPC des composantes individuelles. Pour afficher principalement les biens liés au carbone, sélectionnez « </w:t>
+      </w:r>
+      <w:r>
+        <w:rPr>
+          <w:rFonts w:cstheme="minorHAnsi"/>
+          <w:color w:val="000000"/>
+          <w:sz w:val="24"/>
+          <w:szCs w:val="24"/>
+          <w:lang w:val="fr-CA"/>
+        </w:rPr>
+        <w:t>Enlever</w:t>
+      </w:r>
+      <w:r>
+        <w:rPr>
+          <w:rFonts w:cstheme="minorHAnsi"/>
+          <w:color w:val="000000"/>
+          <w:sz w:val="24"/>
+          <w:szCs w:val="24"/>
+          <w:lang w:val="fr-CA"/>
+        </w:rPr>
+        <w:t xml:space="preserve"> » à côté de la composante « Canada », « Électricité ».</w:t>
+      </w:r>
+    </w:p>
+    <w:p>
+      <w:pPr>
+        <w:pStyle w:val="NoSpacing"/>
+        <w:rPr>
+          <w:rFonts w:cstheme="minorHAnsi"/>
+          <w:color w:val="000000"/>
+          <w:sz w:val="24"/>
+          <w:szCs w:val="24"/>
+          <w:lang w:val="fr-CA"/>
+        </w:rPr>
+      </w:pPr>
+    </w:p>
+    <w:p>
+      <w:pPr>
+        <w:pStyle w:val="NoSpacing"/>
+        <w:rPr>
+          <w:rFonts w:cstheme="minorHAnsi"/>
+          <w:color w:val="000000"/>
+          <w:sz w:val="24"/>
+          <w:szCs w:val="24"/>
+          <w:lang w:val="fr-CA"/>
+        </w:rPr>
+      </w:pPr>
+      <w:r>
+        <w:rPr>
+          <w:rFonts w:cstheme="minorHAnsi"/>
+          <w:color w:val="000000"/>
+          <w:sz w:val="24"/>
+          <w:szCs w:val="24"/>
+          <w:lang w:val="fr-CA"/>
+        </w:rPr>
+        <w:t xml:space="preserve">À l’étape 3, sélectionnez une période de </w:t>
+      </w:r>
+      <w:r>
+        <w:rPr>
+          <w:rFonts w:cstheme="minorHAnsi"/>
+          <w:color w:val="000000"/>
+          <w:sz w:val="24"/>
+          <w:szCs w:val="24"/>
+          <w:lang w:val="fr-CA"/>
+        </w:rPr>
+        <w:t>base</w:t>
+      </w:r>
+      <w:r>
+        <w:rPr>
+          <w:rFonts w:cstheme="minorHAnsi"/>
+          <w:color w:val="000000"/>
+          <w:sz w:val="24"/>
+          <w:szCs w:val="24"/>
+          <w:lang w:val="fr-CA"/>
+        </w:rPr>
+        <w:t xml:space="preserve"> ou conservez la valeur par défaut 2007-04 = 100.</w:t>
+      </w:r>
+    </w:p>
+    <w:p>
+      <w:pPr>
+        <w:pStyle w:val="NoSpacing"/>
+        <w:rPr>
+          <w:rFonts w:cstheme="minorHAnsi"/>
+          <w:color w:val="000000"/>
+          <w:sz w:val="24"/>
+          <w:szCs w:val="24"/>
+          <w:lang w:val="fr-CA"/>
+        </w:rPr>
+      </w:pPr>
+    </w:p>
+    <w:p>
+      <w:pPr>
+        <w:pStyle w:val="NoSpacing"/>
+        <w:rPr>
+          <w:rFonts w:cstheme="minorHAnsi"/>
+          <w:color w:val="000000"/>
+          <w:sz w:val="24"/>
+          <w:szCs w:val="24"/>
+          <w:lang w:val="fr-CA"/>
+        </w:rPr>
+      </w:pPr>
+      <w:r>
+        <w:rPr>
+          <w:rFonts w:cstheme="minorHAnsi"/>
+          <w:color w:val="000000"/>
+          <w:sz w:val="24"/>
+          <w:szCs w:val="24"/>
+          <w:lang w:val="fr-CA"/>
+        </w:rPr>
+        <w:t>Sélectionnez ensuite « Calculer » à l’étape 4. En quelques secondes, vos estimations devraient apparaître dans le graphique et le tableau. Sélectionnez un onglet pour afficher les résultats d’une statistique donnée.</w:t>
+      </w:r>
+    </w:p>
+    <w:p>
+      <w:pPr>
+        <w:pStyle w:val="NoSpacing"/>
+        <w:rPr>
+          <w:rFonts w:cstheme="minorHAnsi"/>
+          <w:color w:val="000000"/>
+          <w:sz w:val="24"/>
+          <w:szCs w:val="24"/>
+          <w:lang w:val="fr-CA"/>
+        </w:rPr>
+      </w:pPr>
+    </w:p>
+    <w:p>
+      <w:pPr>
+        <w:pStyle w:val="Heading1"/>
+        <w:rPr>
+          <w:lang w:val="fr-CA"/>
+        </w:rPr>
+      </w:pPr>
+      <w:r>
+        <w:rPr>
+          <w:lang w:val="fr-CA"/>
+        </w:rPr>
+        <w:t>Ex</w:t>
+      </w:r>
+      <w:r>
+        <w:rPr>
+          <w:lang w:val="fr-CA"/>
+        </w:rPr>
+        <w:t>e</w:t>
+      </w:r>
+      <w:r>
+        <w:rPr>
+          <w:lang w:val="fr-CA"/>
+        </w:rPr>
+        <w:t>mple 2</w:t>
+      </w:r>
+    </w:p>
+    <w:p>
+      <w:pPr>
+        <w:pStyle w:val="NoSpacing"/>
+        <w:rPr>
+          <w:rFonts w:cstheme="minorHAnsi"/>
+          <w:color w:val="000000"/>
+          <w:sz w:val="24"/>
+          <w:szCs w:val="24"/>
+          <w:lang w:val="fr-CA"/>
+        </w:rPr>
+      </w:pPr>
+      <w:r>
+        <w:rPr>
+          <w:rFonts w:cstheme="minorHAnsi"/>
+          <w:color w:val="000000"/>
+          <w:sz w:val="24"/>
+          <w:szCs w:val="24"/>
+          <w:lang w:val="fr-CA"/>
+        </w:rPr>
+        <w:t xml:space="preserve">À titre de deuxième exemple, vous pourriez vouloir calculer un IPC </w:t>
+      </w:r>
+      <w:r>
+        <w:rPr>
+          <w:rFonts w:cstheme="minorHAnsi"/>
+          <w:color w:val="000000"/>
+          <w:sz w:val="24"/>
+          <w:szCs w:val="24"/>
+          <w:lang w:val="fr-CA"/>
+        </w:rPr>
+        <w:t>d</w:t>
+      </w:r>
+      <w:r>
+        <w:rPr>
+          <w:rFonts w:cstheme="minorHAnsi"/>
+          <w:color w:val="000000"/>
+          <w:sz w:val="24"/>
+          <w:szCs w:val="24"/>
+          <w:lang w:val="fr-CA"/>
+        </w:rPr>
+        <w:t>’ensemble d</w:t>
+      </w:r>
+      <w:r>
+        <w:rPr>
+          <w:rFonts w:cstheme="minorHAnsi"/>
+          <w:color w:val="000000"/>
+          <w:sz w:val="24"/>
+          <w:szCs w:val="24"/>
+          <w:lang w:val="fr-CA"/>
+        </w:rPr>
+        <w:t>ans l</w:t>
+      </w:r>
+      <w:r>
+        <w:rPr>
+          <w:rFonts w:cstheme="minorHAnsi"/>
+          <w:color w:val="000000"/>
+          <w:sz w:val="24"/>
+          <w:szCs w:val="24"/>
+          <w:lang w:val="fr-CA"/>
+        </w:rPr>
+        <w:t>es quatre provinces de l’Atlantique.</w:t>
+      </w:r>
+    </w:p>
+    <w:p>
+      <w:pPr>
+        <w:pStyle w:val="NoSpacing"/>
+        <w:rPr>
+          <w:rFonts w:cstheme="minorHAnsi"/>
+          <w:color w:val="000000"/>
+          <w:sz w:val="24"/>
+          <w:szCs w:val="24"/>
+          <w:lang w:val="fr-CA"/>
+        </w:rPr>
+      </w:pPr>
+    </w:p>
+    <w:p>
+      <w:pPr>
+        <w:pStyle w:val="NoSpacing"/>
+        <w:rPr>
+          <w:rFonts w:cstheme="minorHAnsi"/>
+          <w:color w:val="000000"/>
+          <w:sz w:val="24"/>
+          <w:szCs w:val="24"/>
+          <w:lang w:val="fr-CA"/>
+        </w:rPr>
+      </w:pPr>
+      <w:r>
+        <w:rPr>
+          <w:rFonts w:cstheme="minorHAnsi"/>
+          <w:color w:val="000000"/>
+          <w:sz w:val="24"/>
+          <w:szCs w:val="24"/>
+          <w:lang w:val="fr-CA"/>
+        </w:rPr>
+        <w:t xml:space="preserve">À l’étape 1, sélectionnez « L’agrégat des séries de l’IPC des composantes sélectionnées » ou « Les deux </w:t>
+      </w:r>
+      <w:r>
+        <w:rPr>
+          <w:rFonts w:cstheme="minorHAnsi"/>
+          <w:color w:val="000000"/>
+          <w:sz w:val="24"/>
+          <w:szCs w:val="24"/>
+          <w:lang w:val="fr-CA"/>
+        </w:rPr>
+        <w:t xml:space="preserve">sélections </w:t>
+      </w:r>
+      <w:r>
+        <w:rPr>
+          <w:rFonts w:cstheme="minorHAnsi"/>
+          <w:color w:val="000000"/>
+          <w:sz w:val="24"/>
+          <w:szCs w:val="24"/>
+          <w:lang w:val="fr-CA"/>
+        </w:rPr>
+        <w:t>ci-dessus ».</w:t>
+      </w:r>
+    </w:p>
+    <w:p>
+      <w:pPr>
+        <w:pStyle w:val="NoSpacing"/>
+        <w:rPr>
+          <w:rFonts w:cstheme="minorHAnsi"/>
+          <w:color w:val="000000"/>
+          <w:sz w:val="24"/>
+          <w:szCs w:val="24"/>
+          <w:lang w:val="fr-CA"/>
+        </w:rPr>
+      </w:pPr>
+    </w:p>
+    <w:p>
+      <w:pPr>
+        <w:pStyle w:val="NoSpacing"/>
+        <w:rPr>
+          <w:rFonts w:cstheme="minorHAnsi"/>
+          <w:color w:val="000000"/>
+          <w:sz w:val="24"/>
+          <w:szCs w:val="24"/>
+          <w:lang w:val="fr-CA"/>
+        </w:rPr>
+      </w:pPr>
+      <w:r>
+        <w:rPr>
+          <w:rFonts w:cstheme="minorHAnsi"/>
+          <w:color w:val="000000"/>
+          <w:sz w:val="24"/>
+          <w:szCs w:val="24"/>
+          <w:lang w:val="fr-CA"/>
+        </w:rPr>
+        <w:t>À l’étape 2, laissez la section « Agrégation populaire</w:t>
+      </w:r>
+      <w:r>
+        <w:rPr>
+          <w:rFonts w:cstheme="minorHAnsi"/>
+          <w:color w:val="000000"/>
+          <w:sz w:val="24"/>
+          <w:szCs w:val="24"/>
+          <w:lang w:val="fr-CA"/>
+        </w:rPr>
+        <w:t xml:space="preserve"> </w:t>
+      </w:r>
+      <w:r>
+        <w:rPr>
+          <w:rFonts w:cstheme="minorHAnsi"/>
+          <w:color w:val="000000"/>
+          <w:sz w:val="24"/>
+          <w:szCs w:val="24"/>
+          <w:lang w:val="fr-CA"/>
+        </w:rPr>
+        <w:t xml:space="preserve">» vide. Sous « Sélectionner les séries composantes individuelles de l'IPC », sélectionnez </w:t>
+      </w:r>
+    </w:p>
+    <w:p>
+      <w:pPr>
+        <w:pStyle w:val="NoSpacing"/>
+        <w:rPr>
+          <w:rFonts w:cstheme="minorHAnsi"/>
+          <w:color w:val="000000"/>
+          <w:sz w:val="24"/>
+          <w:szCs w:val="24"/>
+          <w:lang w:val="fr-CA"/>
+        </w:rPr>
+      </w:pPr>
+      <w:r>
+        <w:rPr>
+          <w:rFonts w:cstheme="minorHAnsi"/>
+          <w:color w:val="000000"/>
+          <w:sz w:val="24"/>
+          <w:szCs w:val="24"/>
+          <w:lang w:val="fr-CA"/>
+        </w:rPr>
+        <w:t xml:space="preserve">•    Région </w:t>
+      </w:r>
+      <w:r>
+        <w:rPr>
+          <w:rFonts w:cstheme="minorHAnsi"/>
+          <w:color w:val="000000"/>
+          <w:sz w:val="24"/>
+          <w:szCs w:val="24"/>
+          <w:lang w:val="fr-CA"/>
+        </w:rPr>
+        <w:t xml:space="preserve">géographique </w:t>
+      </w:r>
+      <w:r>
+        <w:rPr>
+          <w:rFonts w:cstheme="minorHAnsi"/>
+          <w:color w:val="000000"/>
+          <w:sz w:val="24"/>
+          <w:szCs w:val="24"/>
+          <w:lang w:val="fr-CA"/>
+        </w:rPr>
+        <w:t>= « Terre-Neuve-et-Labrador », Produit = « Ensemble »</w:t>
+      </w:r>
+    </w:p>
+    <w:p>
+      <w:pPr>
+        <w:pStyle w:val="NoSpacing"/>
+        <w:rPr>
+          <w:rFonts w:cstheme="minorHAnsi"/>
+          <w:color w:val="000000"/>
+          <w:sz w:val="24"/>
+          <w:szCs w:val="24"/>
+          <w:lang w:val="fr-CA"/>
+        </w:rPr>
+      </w:pPr>
+      <w:r>
+        <w:rPr>
+          <w:rFonts w:cstheme="minorHAnsi"/>
+          <w:color w:val="000000"/>
+          <w:sz w:val="24"/>
+          <w:szCs w:val="24"/>
+          <w:lang w:val="fr-CA"/>
+        </w:rPr>
+        <w:t xml:space="preserve">•    Région </w:t>
+      </w:r>
+      <w:r>
+        <w:rPr>
+          <w:rFonts w:cstheme="minorHAnsi"/>
+          <w:color w:val="000000"/>
+          <w:sz w:val="24"/>
+          <w:szCs w:val="24"/>
+          <w:lang w:val="fr-CA"/>
+        </w:rPr>
+        <w:t xml:space="preserve">géographique </w:t>
+      </w:r>
+      <w:r>
+        <w:rPr>
+          <w:rFonts w:cstheme="minorHAnsi"/>
+          <w:color w:val="000000"/>
+          <w:sz w:val="24"/>
+          <w:szCs w:val="24"/>
+          <w:lang w:val="fr-CA"/>
+        </w:rPr>
+        <w:t>= « Île-du-Prince-Édouard », Produit = « Ensemble »</w:t>
+      </w:r>
+    </w:p>
+    <w:p>
+      <w:pPr>
+        <w:pStyle w:val="NoSpacing"/>
+        <w:rPr>
+          <w:rFonts w:cstheme="minorHAnsi"/>
+          <w:color w:val="000000"/>
+          <w:sz w:val="24"/>
+          <w:szCs w:val="24"/>
+          <w:lang w:val="fr-CA"/>
+        </w:rPr>
+      </w:pPr>
+      <w:r>
+        <w:rPr>
+          <w:rFonts w:cstheme="minorHAnsi"/>
+          <w:color w:val="000000"/>
+          <w:sz w:val="24"/>
+          <w:szCs w:val="24"/>
+          <w:lang w:val="fr-CA"/>
+        </w:rPr>
+        <w:t xml:space="preserve">•    Région </w:t>
+      </w:r>
+      <w:r>
+        <w:rPr>
+          <w:rFonts w:cstheme="minorHAnsi"/>
+          <w:color w:val="000000"/>
+          <w:sz w:val="24"/>
+          <w:szCs w:val="24"/>
+          <w:lang w:val="fr-CA"/>
+        </w:rPr>
+        <w:t xml:space="preserve">géographique </w:t>
+      </w:r>
+      <w:r>
+        <w:rPr>
+          <w:rFonts w:cstheme="minorHAnsi"/>
+          <w:color w:val="000000"/>
+          <w:sz w:val="24"/>
+          <w:szCs w:val="24"/>
+          <w:lang w:val="fr-CA"/>
+        </w:rPr>
+        <w:t>= « Nouvelle-Écosse », Produit = « Ensemble »</w:t>
+      </w:r>
+    </w:p>
+    <w:p>
+      <w:pPr>
+        <w:pStyle w:val="NoSpacing"/>
+        <w:rPr>
+          <w:rFonts w:cstheme="minorHAnsi"/>
+          <w:color w:val="000000"/>
+          <w:sz w:val="24"/>
+          <w:szCs w:val="24"/>
+          <w:lang w:val="fr-CA"/>
+        </w:rPr>
+      </w:pPr>
+      <w:r>
+        <w:rPr>
+          <w:rFonts w:cstheme="minorHAnsi"/>
+          <w:color w:val="000000"/>
+          <w:sz w:val="24"/>
+          <w:szCs w:val="24"/>
+          <w:lang w:val="fr-CA"/>
+        </w:rPr>
+        <w:lastRenderedPageBreak/>
+        <w:t xml:space="preserve">•    Région </w:t>
+      </w:r>
+      <w:r>
+        <w:rPr>
+          <w:rFonts w:cstheme="minorHAnsi"/>
+          <w:color w:val="000000"/>
+          <w:sz w:val="24"/>
+          <w:szCs w:val="24"/>
+          <w:lang w:val="fr-CA"/>
+        </w:rPr>
+        <w:t xml:space="preserve">géographique </w:t>
+      </w:r>
+      <w:r>
+        <w:rPr>
+          <w:rFonts w:cstheme="minorHAnsi"/>
+          <w:color w:val="000000"/>
+          <w:sz w:val="24"/>
+          <w:szCs w:val="24"/>
+          <w:lang w:val="fr-CA"/>
+        </w:rPr>
+        <w:t>= « Nouveau-Brunswick », Produit = « Ensemble ».</w:t>
+      </w:r>
+    </w:p>
+    <w:p>
+      <w:pPr>
+        <w:pStyle w:val="NoSpacing"/>
+        <w:rPr>
+          <w:rFonts w:cstheme="minorHAnsi"/>
+          <w:color w:val="000000"/>
+          <w:sz w:val="24"/>
+          <w:szCs w:val="24"/>
+          <w:lang w:val="fr-CA"/>
+        </w:rPr>
+      </w:pPr>
+    </w:p>
+    <w:p>
+      <w:pPr>
+        <w:pStyle w:val="NoSpacing"/>
+        <w:rPr>
+          <w:rFonts w:cstheme="minorHAnsi"/>
+          <w:color w:val="000000"/>
+          <w:sz w:val="24"/>
+          <w:szCs w:val="24"/>
+          <w:lang w:val="fr-CA"/>
+        </w:rPr>
+      </w:pPr>
+      <w:r>
+        <w:rPr>
+          <w:rFonts w:cstheme="minorHAnsi"/>
+          <w:color w:val="000000"/>
+          <w:sz w:val="24"/>
+          <w:szCs w:val="24"/>
+          <w:lang w:val="fr-CA"/>
+        </w:rPr>
+        <w:t xml:space="preserve">À l’étape 3, sélectionnez une période de </w:t>
+      </w:r>
+      <w:r>
+        <w:rPr>
+          <w:rFonts w:cstheme="minorHAnsi"/>
+          <w:color w:val="000000"/>
+          <w:sz w:val="24"/>
+          <w:szCs w:val="24"/>
+          <w:lang w:val="fr-CA"/>
+        </w:rPr>
+        <w:t>base</w:t>
+      </w:r>
+      <w:r>
+        <w:rPr>
+          <w:rFonts w:cstheme="minorHAnsi"/>
+          <w:color w:val="000000"/>
+          <w:sz w:val="24"/>
+          <w:szCs w:val="24"/>
+          <w:lang w:val="fr-CA"/>
+        </w:rPr>
+        <w:t xml:space="preserve"> ou conservez la valeur par défaut 2007-04 = 100.</w:t>
+      </w:r>
+    </w:p>
+    <w:p>
+      <w:pPr>
+        <w:pStyle w:val="NoSpacing"/>
+        <w:rPr>
+          <w:rFonts w:cstheme="minorHAnsi"/>
+          <w:color w:val="000000"/>
+          <w:sz w:val="24"/>
+          <w:szCs w:val="24"/>
+          <w:lang w:val="fr-CA"/>
+        </w:rPr>
+      </w:pPr>
+    </w:p>
+    <w:p>
+      <w:pPr>
+        <w:pStyle w:val="NoSpacing"/>
+        <w:rPr>
+          <w:rFonts w:cstheme="minorHAnsi"/>
+          <w:color w:val="000000"/>
+          <w:sz w:val="24"/>
+          <w:szCs w:val="24"/>
+          <w:lang w:val="fr-CA"/>
+        </w:rPr>
+      </w:pPr>
+      <w:r>
+        <w:rPr>
+          <w:rFonts w:cstheme="minorHAnsi"/>
+          <w:color w:val="000000"/>
+          <w:sz w:val="24"/>
+          <w:szCs w:val="24"/>
+          <w:lang w:val="fr-CA"/>
+        </w:rPr>
+        <w:t>Cliquez ensuite sur « Calculer » à l’étape 4 pour afficher vos résultats.</w:t>
+      </w:r>
+    </w:p>
+    <w:p>
+      <w:pPr>
+        <w:pStyle w:val="Heading1"/>
+        <w:rPr>
+          <w:color w:val="000000"/>
+          <w:sz w:val="24"/>
+          <w:szCs w:val="24"/>
+          <w:lang w:val="fr-CA"/>
+        </w:rPr>
+      </w:pPr>
+      <w:r>
+        <w:rPr>
+          <w:lang w:val="fr-CA"/>
+        </w:rPr>
+        <w:t>Avertissement</w:t>
       </w:r>
     </w:p>
     <w:p>
@@ -770,53 +2344,7 @@
           <w:szCs w:val="24"/>
           <w:lang w:val="fr-CA"/>
         </w:rPr>
-        <w:t>Ajuster la plage de temps du graphique en déplaçant les curseurs</w:t>
-      </w:r>
-      <w:r>
-        <w:rPr>
-          <w:sz w:val="28"/>
-          <w:szCs w:val="32"/>
-          <w:lang w:val="fr-CA"/>
-        </w:rPr>
-        <w:t xml:space="preserve"> </w:t>
-      </w:r>
-      <w:r>
-        <w:rPr>
-          <w:rFonts w:cstheme="minorHAnsi"/>
-          <w:sz w:val="24"/>
-          <w:szCs w:val="24"/>
-          <w:lang w:val="fr-CA"/>
-        </w:rPr>
-        <w:t>du graphique.</w:t>
-      </w:r>
-    </w:p>
-    <w:p>
-      <w:pPr>
-        <w:pStyle w:val="NoSpacing"/>
-        <w:rPr>
-          <w:rFonts w:cstheme="minorHAnsi"/>
-          <w:color w:val="000000"/>
-          <w:sz w:val="24"/>
-          <w:szCs w:val="24"/>
-          <w:lang w:val="fr-CA"/>
-        </w:rPr>
-      </w:pPr>
-    </w:p>
-    <w:p>
-      <w:pPr>
-        <w:pStyle w:val="Heading1"/>
-        <w:rPr>
-          <w:color w:val="000000"/>
-          <w:sz w:val="24"/>
-          <w:szCs w:val="24"/>
-          <w:lang w:val="fr-CA"/>
-        </w:rPr>
-      </w:pPr>
-      <w:r>
-        <w:rPr>
-          <w:lang w:val="fr-CA"/>
-        </w:rPr>
-        <w:t>Avertissement</w:t>
+        <w:t xml:space="preserve">Les IPC des agrégats sur mesure sont fournis à titre informatif seulement et ne doivent pas être utilisés comme substituts aux Indices des prix à la consommation officiels. </w:t>
       </w:r>
     </w:p>
     <w:p>
@@ -840,7 +2368,7 @@
           <w:szCs w:val="24"/>
           <w:lang w:val="fr-CA"/>
         </w:rPr>
-        <w:t xml:space="preserve">Les IPC des agrégats sur mesure sont fournis à titre informatif seulement et ne doivent pas être utilisés comme substituts aux Indices des prix à la consommation officiels. </w:t>
+        <w:t>Alors que les pondérations et les indices officiellement publiés sont calculés à partir d’intrants qui contiennent habituellement 16 chiffres significatifs ou plus avant l’arrondissement, le Calculateur d’agrégats sur mesure de l’IPC utilise des pondérations publiées déjà arrondies à deux décimales et des indices arrondis à une décimale comme intrants. Par conséquent, les valeurs dérivées à l’aide de ce calculateur sont approximatives et peuvent ne pas être les mêmes que les chiffres officiels en raison de l’arrondissement.</w:t>
       </w:r>
     </w:p>
     <w:p>
@@ -864,57 +2392,33 @@
           <w:szCs w:val="24"/>
           <w:lang w:val="fr-CA"/>
         </w:rPr>
-        <w:t>Alors que les pondérations et les indices officiellement publiés sont calculés à partir d’intrants qui contiennent habituellement 16 chiffres significatifs ou plus avant l’arrondissement, le Calculateur d’agrégats sur mesure de l’IPC utilise des pondérations publiées déjà arrondies à deux décimales et des indices arrondis à une décimale comme intrants. Par conséquent, les valeurs dérivées à l’aide de ce calculateur sont approximatives et peuvent ne pas être les mêmes que les chiffres officiels en raison de l’arrondissement.</w:t>
+        <w:t>L'ensemble des géographies, produits et périodes de base utilisés pour générer les données a été créé par l'auteur ou les auteurs et la responsabilité de l'utilisation et de l'interprétation de ces données incombe entièrement à l'auteur ou aux auteurs.</w:t>
       </w:r>
     </w:p>
     <w:p>
       <w:pPr>
         <w:pStyle w:val="NoSpacing"/>
-        <w:numPr>
-          <w:ilvl w:val="0"/>
-          <w:numId w:val="4"/>
-        </w:numPr>
-        <w:rPr>
-          <w:rFonts w:cstheme="minorHAnsi"/>
-          <w:sz w:val="24"/>
-          <w:szCs w:val="24"/>
-          <w:lang w:val="fr-CA"/>
-        </w:rPr>
-      </w:pPr>
-      <w:r>
-        <w:rPr>
-          <w:rFonts w:cstheme="minorHAnsi"/>
-          <w:sz w:val="24"/>
-          <w:szCs w:val="24"/>
-          <w:lang w:val="fr-CA"/>
-        </w:rPr>
-        <w:t>L'ensemble des géographies, produits et périodes de base utilisés pour générer les données a été créé par l'auteur ou les auteurs et la responsabilité de l'utilisation et de l'interprétation de ces données incombe entièrement à l'auteur ou aux auteurs.</w:t>
-      </w:r>
+        <w:rPr>
+          <w:lang w:val="fr-CA"/>
+        </w:rPr>
+      </w:pPr>
     </w:p>
     <w:p>
       <w:pPr>
-        <w:pStyle w:val="NoSpacing"/>
-        <w:rPr>
-          <w:lang w:val="fr-CA"/>
-        </w:rPr>
-      </w:pPr>
+        <w:pStyle w:val="Heading1"/>
+        <w:rPr>
+          <w:lang w:val="fr-CA"/>
+        </w:rPr>
+      </w:pPr>
+      <w:r>
+        <w:rPr>
+          <w:lang w:val="fr-CA"/>
+        </w:rPr>
+        <w:t>Les données</w:t>
+      </w:r>
     </w:p>
     <w:p>
       <w:pPr>
-        <w:pStyle w:val="Heading1"/>
-        <w:rPr>
-          <w:lang w:val="fr-CA"/>
-        </w:rPr>
-      </w:pPr>
-      <w:r>
-        <w:rPr>
-          <w:lang w:val="fr-CA"/>
-        </w:rPr>
-        <w:t>Les données</w:t>
-      </w:r>
-    </w:p>
-    <w:p>
-      <w:pPr>
         <w:pStyle w:val="NoSpacing"/>
         <w:rPr>
           <w:lang w:val="fr-CA"/>
@@ -924,27 +2428,7 @@
         <w:rPr>
           <w:lang w:val="fr-CA"/>
         </w:rPr>
-        <w:t>C</w:t>
-      </w:r>
-      <w:r>
-        <w:rPr>
-          <w:lang w:val="fr-CA"/>
-        </w:rPr>
-        <w:t xml:space="preserve">ette application Web interactive </w:t>
-      </w:r>
-      <w:proofErr w:type="gramStart"/>
-      <w:r>
-        <w:rPr>
-          <w:lang w:val="fr-CA"/>
-        </w:rPr>
-        <w:t>proviennent</w:t>
-      </w:r>
-      <w:proofErr w:type="gramEnd"/>
-      <w:r>
-        <w:rPr>
-          <w:lang w:val="fr-CA"/>
-        </w:rPr>
-        <w:t xml:space="preserve"> des tableaux de données suivants :</w:t>
+        <w:t>Cette application Web interactive proviennent des tableaux de données suivants :</w:t>
       </w:r>
     </w:p>
     <w:p>
@@ -1017,6 +2501,9 @@
     <w:p>
       <w:pPr>
         <w:pStyle w:val="NoSpacing"/>
+        <w:rPr>
+          <w:lang w:val="fr-CA"/>
+        </w:rPr>
       </w:pPr>
     </w:p>
     <w:p>
@@ -1029,20 +2516,9 @@
           <w:lang w:val="fr-CA"/>
         </w:rPr>
       </w:pPr>
-      <w:proofErr w:type="spellStart"/>
-      <w:r>
-        <w:lastRenderedPageBreak/>
-        <w:t>Informations</w:t>
-      </w:r>
-      <w:proofErr w:type="spellEnd"/>
-      <w:r>
-        <w:t xml:space="preserve"> </w:t>
-      </w:r>
-      <w:proofErr w:type="spellStart"/>
-      <w:r>
-        <w:t>complémentaires</w:t>
-      </w:r>
-      <w:proofErr w:type="spellEnd"/>
+      <w:r>
+        <w:t>Informations complémentaires</w:t>
+      </w:r>
     </w:p>
     <w:p>
       <w:pPr>
@@ -1065,30 +2541,6 @@
           <w:szCs w:val="24"/>
           <w:lang w:val="fr-CA"/>
         </w:rPr>
-        <w:t>Le Calculateur d’agrégats sur mesure de l’IPC utilise vos sélections pour déterminer les séries à afficher pour chaque statistique. Envoyez-nous un courriel à statcan.cpddisseminationunit-dpcunitedediffusion.statcan@statcan.gc.ca pour obtenir de plus amples renseignements sur les séries qui seront affichées.</w:t>
-      </w:r>
-    </w:p>
-    <w:p>
-      <w:pPr>
-        <w:pStyle w:val="NoSpacing"/>
-        <w:numPr>
-          <w:ilvl w:val="0"/>
-          <w:numId w:val="44"/>
-        </w:numPr>
-        <w:rPr>
-          <w:rFonts w:cstheme="minorHAnsi"/>
-          <w:sz w:val="24"/>
-          <w:szCs w:val="24"/>
-          <w:lang w:val="fr-CA"/>
-        </w:rPr>
-      </w:pPr>
-      <w:r>
-        <w:rPr>
-          <w:rFonts w:cstheme="minorHAnsi"/>
-          <w:sz w:val="24"/>
-          <w:szCs w:val="24"/>
-          <w:lang w:val="fr-CA"/>
-        </w:rPr>
         <w:t xml:space="preserve">Le Calculateur d’agrégats sur mesure de l’IPC effectue des calculs semblables à ceux décrits dans </w:t>
       </w:r>
       <w:r>
@@ -1110,20 +2562,8 @@
           <w:szCs w:val="24"/>
           <w:lang w:val="fr-CA"/>
         </w:rPr>
-        <w:t xml:space="preserve">ocument de référence de l’Indice des prix à </w:t>
-      </w:r>
-      <w:proofErr w:type="gramStart"/>
-      <w:r>
-        <w:rPr>
-          <w:rFonts w:cstheme="minorHAnsi"/>
-          <w:i/>
-          <w:sz w:val="24"/>
-          <w:szCs w:val="24"/>
-          <w:lang w:val="fr-CA"/>
-        </w:rPr>
-        <w:t>la consommation canadien</w:t>
-      </w:r>
-      <w:proofErr w:type="gramEnd"/>
+        <w:t>ocument de référence de l’Indice des prix à la consommation canadien</w:t>
+      </w:r>
       <w:r>
         <w:rPr>
           <w:rFonts w:cstheme="minorHAnsi"/>
@@ -4318,6 +5758,119 @@
     </w:lvl>
   </w:abstractNum>
   <w:abstractNum w:abstractNumId="24" w15:restartNumberingAfterBreak="0">
+    <w:nsid w:val="545D4CD7"/>
+    <w:multiLevelType w:val="hybridMultilevel"/>
+    <w:tmpl w:val="164EEE60"/>
+    <w:lvl w:ilvl="0" w:tplc="04090001">
+      <w:start w:val="1"/>
+      <w:numFmt w:val="bullet"/>
+      <w:lvlText w:val=""/>
+      <w:lvlJc w:val="left"/>
+      <w:pPr>
+        <w:ind w:left="720" w:hanging="360"/>
+      </w:pPr>
+      <w:rPr>
+        <w:rFonts w:ascii="Symbol" w:hAnsi="Symbol" w:hint="default"/>
+      </w:rPr>
+    </w:lvl>
+    <w:lvl w:ilvl="1" w:tplc="04090003" w:tentative="1">
+      <w:start w:val="1"/>
+      <w:numFmt w:val="bullet"/>
+      <w:lvlText w:val="o"/>
+      <w:lvlJc w:val="left"/>
+      <w:pPr>
+        <w:ind w:left="1440" w:hanging="360"/>
+      </w:pPr>
+      <w:rPr>
+        <w:rFonts w:ascii="Courier New" w:hAnsi="Courier New" w:cs="Courier New" w:hint="default"/>
+      </w:rPr>
+    </w:lvl>
+    <w:lvl w:ilvl="2" w:tplc="04090005" w:tentative="1">
+      <w:start w:val="1"/>
+      <w:numFmt w:val="bullet"/>
+      <w:lvlText w:val=""/>
+      <w:lvlJc w:val="left"/>
+      <w:pPr>
+        <w:ind w:left="2160" w:hanging="360"/>
+      </w:pPr>
+      <w:rPr>
+        <w:rFonts w:ascii="Wingdings" w:hAnsi="Wingdings" w:hint="default"/>
+      </w:rPr>
+    </w:lvl>
+    <w:lvl w:ilvl="3" w:tplc="04090001" w:tentative="1">
+      <w:start w:val="1"/>
+      <w:numFmt w:val="bullet"/>
+      <w:lvlText w:val=""/>
+      <w:lvlJc w:val="left"/>
+      <w:pPr>
+        <w:ind w:left="2880" w:hanging="360"/>
+      </w:pPr>
+      <w:rPr>
+        <w:rFonts w:ascii="Symbol" w:hAnsi="Symbol" w:hint="default"/>
+      </w:rPr>
+    </w:lvl>
+    <w:lvl w:ilvl="4" w:tplc="04090003" w:tentative="1">
+      <w:start w:val="1"/>
+      <w:numFmt w:val="bullet"/>
+      <w:lvlText w:val="o"/>
+      <w:lvlJc w:val="left"/>
+      <w:pPr>
+        <w:ind w:left="3600" w:hanging="360"/>
+      </w:pPr>
+      <w:rPr>
+        <w:rFonts w:ascii="Courier New" w:hAnsi="Courier New" w:cs="Courier New" w:hint="default"/>
+      </w:rPr>
+    </w:lvl>
+    <w:lvl w:ilvl="5" w:tplc="04090005" w:tentative="1">
+      <w:start w:val="1"/>
+      <w:numFmt w:val="bullet"/>
+      <w:lvlText w:val=""/>
+      <w:lvlJc w:val="left"/>
+      <w:pPr>
+        <w:ind w:left="4320" w:hanging="360"/>
+      </w:pPr>
+      <w:rPr>
+        <w:rFonts w:ascii="Wingdings" w:hAnsi="Wingdings" w:hint="default"/>
+      </w:rPr>
+    </w:lvl>
+    <w:lvl w:ilvl="6" w:tplc="04090001" w:tentative="1">
+      <w:start w:val="1"/>
+      <w:numFmt w:val="bullet"/>
+      <w:lvlText w:val=""/>
+      <w:lvlJc w:val="left"/>
+      <w:pPr>
+        <w:ind w:left="5040" w:hanging="360"/>
+      </w:pPr>
+      <w:rPr>
+        <w:rFonts w:ascii="Symbol" w:hAnsi="Symbol" w:hint="default"/>
+      </w:rPr>
+    </w:lvl>
+    <w:lvl w:ilvl="7" w:tplc="04090003" w:tentative="1">
+      <w:start w:val="1"/>
+      <w:numFmt w:val="bullet"/>
+      <w:lvlText w:val="o"/>
+      <w:lvlJc w:val="left"/>
+      <w:pPr>
+        <w:ind w:left="5760" w:hanging="360"/>
+      </w:pPr>
+      <w:rPr>
+        <w:rFonts w:ascii="Courier New" w:hAnsi="Courier New" w:cs="Courier New" w:hint="default"/>
+      </w:rPr>
+    </w:lvl>
+    <w:lvl w:ilvl="8" w:tplc="04090005" w:tentative="1">
+      <w:start w:val="1"/>
+      <w:numFmt w:val="bullet"/>
+      <w:lvlText w:val=""/>
+      <w:lvlJc w:val="left"/>
+      <w:pPr>
+        <w:ind w:left="6480" w:hanging="360"/>
+      </w:pPr>
+      <w:rPr>
+        <w:rFonts w:ascii="Wingdings" w:hAnsi="Wingdings" w:hint="default"/>
+      </w:rPr>
+    </w:lvl>
+  </w:abstractNum>
+  <w:abstractNum w:abstractNumId="25" w15:restartNumberingAfterBreak="0">
     <w:nsid w:val="5C380963"/>
     <w:multiLevelType w:val="multilevel"/>
     <w:tmpl w:val="A59CC158"/>
@@ -4466,7 +6019,7 @@
       </w:rPr>
     </w:lvl>
   </w:abstractNum>
-  <w:abstractNum w:abstractNumId="25" w15:restartNumberingAfterBreak="0">
+  <w:abstractNum w:abstractNumId="26" w15:restartNumberingAfterBreak="0">
     <w:nsid w:val="5C5C01CA"/>
     <w:multiLevelType w:val="hybridMultilevel"/>
     <w:tmpl w:val="8F369448"/>
@@ -4579,7 +6132,7 @@
       </w:rPr>
     </w:lvl>
   </w:abstractNum>
-  <w:abstractNum w:abstractNumId="26" w15:restartNumberingAfterBreak="0">
+  <w:abstractNum w:abstractNumId="27" w15:restartNumberingAfterBreak="0">
     <w:nsid w:val="5E7500F1"/>
     <w:multiLevelType w:val="hybridMultilevel"/>
     <w:tmpl w:val="B128F780"/>
@@ -4692,7 +6245,120 @@
       </w:rPr>
     </w:lvl>
   </w:abstractNum>
-  <w:abstractNum w:abstractNumId="27" w15:restartNumberingAfterBreak="0">
+  <w:abstractNum w:abstractNumId="28" w15:restartNumberingAfterBreak="0">
+    <w:nsid w:val="616520BC"/>
+    <w:multiLevelType w:val="hybridMultilevel"/>
+    <w:tmpl w:val="27B486FE"/>
+    <w:lvl w:ilvl="0" w:tplc="04090001">
+      <w:start w:val="1"/>
+      <w:numFmt w:val="bullet"/>
+      <w:lvlText w:val=""/>
+      <w:lvlJc w:val="left"/>
+      <w:pPr>
+        <w:ind w:left="720" w:hanging="360"/>
+      </w:pPr>
+      <w:rPr>
+        <w:rFonts w:ascii="Symbol" w:hAnsi="Symbol" w:hint="default"/>
+      </w:rPr>
+    </w:lvl>
+    <w:lvl w:ilvl="1" w:tplc="04090003" w:tentative="1">
+      <w:start w:val="1"/>
+      <w:numFmt w:val="bullet"/>
+      <w:lvlText w:val="o"/>
+      <w:lvlJc w:val="left"/>
+      <w:pPr>
+        <w:ind w:left="1440" w:hanging="360"/>
+      </w:pPr>
+      <w:rPr>
+        <w:rFonts w:ascii="Courier New" w:hAnsi="Courier New" w:cs="Courier New" w:hint="default"/>
+      </w:rPr>
+    </w:lvl>
+    <w:lvl w:ilvl="2" w:tplc="04090005" w:tentative="1">
+      <w:start w:val="1"/>
+      <w:numFmt w:val="bullet"/>
+      <w:lvlText w:val=""/>
+      <w:lvlJc w:val="left"/>
+      <w:pPr>
+        <w:ind w:left="2160" w:hanging="360"/>
+      </w:pPr>
+      <w:rPr>
+        <w:rFonts w:ascii="Wingdings" w:hAnsi="Wingdings" w:hint="default"/>
+      </w:rPr>
+    </w:lvl>
+    <w:lvl w:ilvl="3" w:tplc="04090001" w:tentative="1">
+      <w:start w:val="1"/>
+      <w:numFmt w:val="bullet"/>
+      <w:lvlText w:val=""/>
+      <w:lvlJc w:val="left"/>
+      <w:pPr>
+        <w:ind w:left="2880" w:hanging="360"/>
+      </w:pPr>
+      <w:rPr>
+        <w:rFonts w:ascii="Symbol" w:hAnsi="Symbol" w:hint="default"/>
+      </w:rPr>
+    </w:lvl>
+    <w:lvl w:ilvl="4" w:tplc="04090003" w:tentative="1">
+      <w:start w:val="1"/>
+      <w:numFmt w:val="bullet"/>
+      <w:lvlText w:val="o"/>
+      <w:lvlJc w:val="left"/>
+      <w:pPr>
+        <w:ind w:left="3600" w:hanging="360"/>
+      </w:pPr>
+      <w:rPr>
+        <w:rFonts w:ascii="Courier New" w:hAnsi="Courier New" w:cs="Courier New" w:hint="default"/>
+      </w:rPr>
+    </w:lvl>
+    <w:lvl w:ilvl="5" w:tplc="04090005" w:tentative="1">
+      <w:start w:val="1"/>
+      <w:numFmt w:val="bullet"/>
+      <w:lvlText w:val=""/>
+      <w:lvlJc w:val="left"/>
+      <w:pPr>
+        <w:ind w:left="4320" w:hanging="360"/>
+      </w:pPr>
+      <w:rPr>
+        <w:rFonts w:ascii="Wingdings" w:hAnsi="Wingdings" w:hint="default"/>
+      </w:rPr>
+    </w:lvl>
+    <w:lvl w:ilvl="6" w:tplc="04090001" w:tentative="1">
+      <w:start w:val="1"/>
+      <w:numFmt w:val="bullet"/>
+      <w:lvlText w:val=""/>
+      <w:lvlJc w:val="left"/>
+      <w:pPr>
+        <w:ind w:left="5040" w:hanging="360"/>
+      </w:pPr>
+      <w:rPr>
+        <w:rFonts w:ascii="Symbol" w:hAnsi="Symbol" w:hint="default"/>
+      </w:rPr>
+    </w:lvl>
+    <w:lvl w:ilvl="7" w:tplc="04090003" w:tentative="1">
+      <w:start w:val="1"/>
+      <w:numFmt w:val="bullet"/>
+      <w:lvlText w:val="o"/>
+      <w:lvlJc w:val="left"/>
+      <w:pPr>
+        <w:ind w:left="5760" w:hanging="360"/>
+      </w:pPr>
+      <w:rPr>
+        <w:rFonts w:ascii="Courier New" w:hAnsi="Courier New" w:cs="Courier New" w:hint="default"/>
+      </w:rPr>
+    </w:lvl>
+    <w:lvl w:ilvl="8" w:tplc="04090005" w:tentative="1">
+      <w:start w:val="1"/>
+      <w:numFmt w:val="bullet"/>
+      <w:lvlText w:val=""/>
+      <w:lvlJc w:val="left"/>
+      <w:pPr>
+        <w:ind w:left="6480" w:hanging="360"/>
+      </w:pPr>
+      <w:rPr>
+        <w:rFonts w:ascii="Wingdings" w:hAnsi="Wingdings" w:hint="default"/>
+      </w:rPr>
+    </w:lvl>
+  </w:abstractNum>
+  <w:abstractNum w:abstractNumId="29" w15:restartNumberingAfterBreak="0">
     <w:nsid w:val="63797677"/>
     <w:multiLevelType w:val="multilevel"/>
     <w:tmpl w:val="E550C382"/>
@@ -4841,7 +6507,7 @@
       </w:rPr>
     </w:lvl>
   </w:abstractNum>
-  <w:abstractNum w:abstractNumId="28" w15:restartNumberingAfterBreak="0">
+  <w:abstractNum w:abstractNumId="30" w15:restartNumberingAfterBreak="0">
     <w:nsid w:val="67CD6467"/>
     <w:multiLevelType w:val="multilevel"/>
     <w:tmpl w:val="946C574C"/>
@@ -4980,7 +6646,7 @@
       </w:rPr>
     </w:lvl>
   </w:abstractNum>
-  <w:abstractNum w:abstractNumId="29" w15:restartNumberingAfterBreak="0">
+  <w:abstractNum w:abstractNumId="31" w15:restartNumberingAfterBreak="0">
     <w:nsid w:val="69262C0C"/>
     <w:multiLevelType w:val="hybridMultilevel"/>
     <w:tmpl w:val="0A6633EA"/>
@@ -5093,7 +6759,7 @@
       </w:rPr>
     </w:lvl>
   </w:abstractNum>
-  <w:abstractNum w:abstractNumId="30" w15:restartNumberingAfterBreak="0">
+  <w:abstractNum w:abstractNumId="32" w15:restartNumberingAfterBreak="0">
     <w:nsid w:val="69C63011"/>
     <w:multiLevelType w:val="hybridMultilevel"/>
     <w:tmpl w:val="C7709740"/>
@@ -5182,7 +6848,7 @@
       </w:pPr>
     </w:lvl>
   </w:abstractNum>
-  <w:abstractNum w:abstractNumId="31" w15:restartNumberingAfterBreak="0">
+  <w:abstractNum w:abstractNumId="33" w15:restartNumberingAfterBreak="0">
     <w:nsid w:val="6B6675FF"/>
     <w:multiLevelType w:val="multilevel"/>
     <w:tmpl w:val="D01AF4E8"/>
@@ -5300,7 +6966,120 @@
       </w:pPr>
     </w:lvl>
   </w:abstractNum>
-  <w:abstractNum w:abstractNumId="32" w15:restartNumberingAfterBreak="0">
+  <w:abstractNum w:abstractNumId="34" w15:restartNumberingAfterBreak="0">
+    <w:nsid w:val="6BCE1E7D"/>
+    <w:multiLevelType w:val="hybridMultilevel"/>
+    <w:tmpl w:val="924E474C"/>
+    <w:lvl w:ilvl="0" w:tplc="04090001">
+      <w:start w:val="1"/>
+      <w:numFmt w:val="bullet"/>
+      <w:lvlText w:val=""/>
+      <w:lvlJc w:val="left"/>
+      <w:pPr>
+        <w:ind w:left="720" w:hanging="360"/>
+      </w:pPr>
+      <w:rPr>
+        <w:rFonts w:ascii="Symbol" w:hAnsi="Symbol" w:hint="default"/>
+      </w:rPr>
+    </w:lvl>
+    <w:lvl w:ilvl="1" w:tplc="04090003" w:tentative="1">
+      <w:start w:val="1"/>
+      <w:numFmt w:val="bullet"/>
+      <w:lvlText w:val="o"/>
+      <w:lvlJc w:val="left"/>
+      <w:pPr>
+        <w:ind w:left="1440" w:hanging="360"/>
+      </w:pPr>
+      <w:rPr>
+        <w:rFonts w:ascii="Courier New" w:hAnsi="Courier New" w:cs="Courier New" w:hint="default"/>
+      </w:rPr>
+    </w:lvl>
+    <w:lvl w:ilvl="2" w:tplc="04090005" w:tentative="1">
+      <w:start w:val="1"/>
+      <w:numFmt w:val="bullet"/>
+      <w:lvlText w:val=""/>
+      <w:lvlJc w:val="left"/>
+      <w:pPr>
+        <w:ind w:left="2160" w:hanging="360"/>
+      </w:pPr>
+      <w:rPr>
+        <w:rFonts w:ascii="Wingdings" w:hAnsi="Wingdings" w:hint="default"/>
+      </w:rPr>
+    </w:lvl>
+    <w:lvl w:ilvl="3" w:tplc="04090001" w:tentative="1">
+      <w:start w:val="1"/>
+      <w:numFmt w:val="bullet"/>
+      <w:lvlText w:val=""/>
+      <w:lvlJc w:val="left"/>
+      <w:pPr>
+        <w:ind w:left="2880" w:hanging="360"/>
+      </w:pPr>
+      <w:rPr>
+        <w:rFonts w:ascii="Symbol" w:hAnsi="Symbol" w:hint="default"/>
+      </w:rPr>
+    </w:lvl>
+    <w:lvl w:ilvl="4" w:tplc="04090003" w:tentative="1">
+      <w:start w:val="1"/>
+      <w:numFmt w:val="bullet"/>
+      <w:lvlText w:val="o"/>
+      <w:lvlJc w:val="left"/>
+      <w:pPr>
+        <w:ind w:left="3600" w:hanging="360"/>
+      </w:pPr>
+      <w:rPr>
+        <w:rFonts w:ascii="Courier New" w:hAnsi="Courier New" w:cs="Courier New" w:hint="default"/>
+      </w:rPr>
+    </w:lvl>
+    <w:lvl w:ilvl="5" w:tplc="04090005" w:tentative="1">
+      <w:start w:val="1"/>
+      <w:numFmt w:val="bullet"/>
+      <w:lvlText w:val=""/>
+      <w:lvlJc w:val="left"/>
+      <w:pPr>
+        <w:ind w:left="4320" w:hanging="360"/>
+      </w:pPr>
+      <w:rPr>
+        <w:rFonts w:ascii="Wingdings" w:hAnsi="Wingdings" w:hint="default"/>
+      </w:rPr>
+    </w:lvl>
+    <w:lvl w:ilvl="6" w:tplc="04090001" w:tentative="1">
+      <w:start w:val="1"/>
+      <w:numFmt w:val="bullet"/>
+      <w:lvlText w:val=""/>
+      <w:lvlJc w:val="left"/>
+      <w:pPr>
+        <w:ind w:left="5040" w:hanging="360"/>
+      </w:pPr>
+      <w:rPr>
+        <w:rFonts w:ascii="Symbol" w:hAnsi="Symbol" w:hint="default"/>
+      </w:rPr>
+    </w:lvl>
+    <w:lvl w:ilvl="7" w:tplc="04090003" w:tentative="1">
+      <w:start w:val="1"/>
+      <w:numFmt w:val="bullet"/>
+      <w:lvlText w:val="o"/>
+      <w:lvlJc w:val="left"/>
+      <w:pPr>
+        <w:ind w:left="5760" w:hanging="360"/>
+      </w:pPr>
+      <w:rPr>
+        <w:rFonts w:ascii="Courier New" w:hAnsi="Courier New" w:cs="Courier New" w:hint="default"/>
+      </w:rPr>
+    </w:lvl>
+    <w:lvl w:ilvl="8" w:tplc="04090005" w:tentative="1">
+      <w:start w:val="1"/>
+      <w:numFmt w:val="bullet"/>
+      <w:lvlText w:val=""/>
+      <w:lvlJc w:val="left"/>
+      <w:pPr>
+        <w:ind w:left="6480" w:hanging="360"/>
+      </w:pPr>
+      <w:rPr>
+        <w:rFonts w:ascii="Wingdings" w:hAnsi="Wingdings" w:hint="default"/>
+      </w:rPr>
+    </w:lvl>
+  </w:abstractNum>
+  <w:abstractNum w:abstractNumId="35" w15:restartNumberingAfterBreak="0">
     <w:nsid w:val="6DA47725"/>
     <w:multiLevelType w:val="multilevel"/>
     <w:tmpl w:val="8034EA78"/>
@@ -5413,7 +7192,7 @@
       </w:pPr>
     </w:lvl>
   </w:abstractNum>
-  <w:abstractNum w:abstractNumId="33" w15:restartNumberingAfterBreak="0">
+  <w:abstractNum w:abstractNumId="36" w15:restartNumberingAfterBreak="0">
     <w:nsid w:val="71A75713"/>
     <w:multiLevelType w:val="multilevel"/>
     <w:tmpl w:val="8E3E4300"/>
@@ -5562,7 +7341,7 @@
       </w:rPr>
     </w:lvl>
   </w:abstractNum>
-  <w:abstractNum w:abstractNumId="34" w15:restartNumberingAfterBreak="0">
+  <w:abstractNum w:abstractNumId="37" w15:restartNumberingAfterBreak="0">
     <w:nsid w:val="74F06F7E"/>
     <w:multiLevelType w:val="hybridMultilevel"/>
     <w:tmpl w:val="C7709740"/>
@@ -5651,7 +7430,7 @@
       </w:pPr>
     </w:lvl>
   </w:abstractNum>
-  <w:abstractNum w:abstractNumId="35" w15:restartNumberingAfterBreak="0">
+  <w:abstractNum w:abstractNumId="38" w15:restartNumberingAfterBreak="0">
     <w:nsid w:val="780B0C3D"/>
     <w:multiLevelType w:val="multilevel"/>
     <w:tmpl w:val="7C427B2C"/>
@@ -5769,7 +7548,7 @@
       </w:pPr>
     </w:lvl>
   </w:abstractNum>
-  <w:abstractNum w:abstractNumId="36" w15:restartNumberingAfterBreak="0">
+  <w:abstractNum w:abstractNumId="39" w15:restartNumberingAfterBreak="0">
     <w:nsid w:val="78A943CE"/>
     <w:multiLevelType w:val="multilevel"/>
     <w:tmpl w:val="05EA4266"/>
@@ -5918,7 +7697,7 @@
       </w:rPr>
     </w:lvl>
   </w:abstractNum>
-  <w:abstractNum w:abstractNumId="37" w15:restartNumberingAfterBreak="0">
+  <w:abstractNum w:abstractNumId="40" w15:restartNumberingAfterBreak="0">
     <w:nsid w:val="7EAD75F6"/>
     <w:multiLevelType w:val="multilevel"/>
     <w:tmpl w:val="8034EA78"/>
@@ -6038,22 +7817,22 @@
     <w:abstractNumId w:val="12"/>
   </w:num>
   <w:num w:numId="3" w16cid:durableId="143393079">
-    <w:abstractNumId w:val="26"/>
+    <w:abstractNumId w:val="27"/>
   </w:num>
   <w:num w:numId="4" w16cid:durableId="1043748725">
     <w:abstractNumId w:val="0"/>
   </w:num>
   <w:num w:numId="5" w16cid:durableId="1930042180">
-    <w:abstractNumId w:val="30"/>
+    <w:abstractNumId w:val="32"/>
   </w:num>
   <w:num w:numId="6" w16cid:durableId="2041275705">
-    <w:abstractNumId w:val="29"/>
+    <w:abstractNumId w:val="31"/>
   </w:num>
   <w:num w:numId="7" w16cid:durableId="1881434855">
     <w:abstractNumId w:val="5"/>
   </w:num>
   <w:num w:numId="8" w16cid:durableId="1788767419">
-    <w:abstractNumId w:val="37"/>
+    <w:abstractNumId w:val="40"/>
   </w:num>
   <w:num w:numId="9" w16cid:durableId="101345399">
     <w:abstractNumId w:val="3"/>
@@ -6071,7 +7850,7 @@
     <w:abstractNumId w:val="23"/>
   </w:num>
   <w:num w:numId="14" w16cid:durableId="1101025392">
-    <w:abstractNumId w:val="33"/>
+    <w:abstractNumId w:val="36"/>
   </w:num>
   <w:num w:numId="15" w16cid:durableId="1213420634">
     <w:abstractNumId w:val="8"/>
@@ -6107,19 +7886,19 @@
     </w:lvlOverride>
   </w:num>
   <w:num w:numId="19" w16cid:durableId="915477935">
-    <w:abstractNumId w:val="24"/>
+    <w:abstractNumId w:val="25"/>
   </w:num>
   <w:num w:numId="20" w16cid:durableId="150677133">
     <w:abstractNumId w:val="13"/>
   </w:num>
   <w:num w:numId="21" w16cid:durableId="1385332240">
-    <w:abstractNumId w:val="36"/>
+    <w:abstractNumId w:val="39"/>
   </w:num>
   <w:num w:numId="22" w16cid:durableId="2067295649">
     <w:abstractNumId w:val="20"/>
   </w:num>
   <w:num w:numId="23" w16cid:durableId="277103963">
-    <w:abstractNumId w:val="27"/>
+    <w:abstractNumId w:val="29"/>
   </w:num>
   <w:num w:numId="24" w16cid:durableId="416561999">
     <w:abstractNumId w:val="9"/>
@@ -6164,13 +7943,13 @@
     <w:abstractNumId w:val="6"/>
   </w:num>
   <w:num w:numId="31" w16cid:durableId="580484842">
-    <w:abstractNumId w:val="35"/>
+    <w:abstractNumId w:val="38"/>
   </w:num>
   <w:num w:numId="32" w16cid:durableId="1154638777">
     <w:abstractNumId w:val="4"/>
   </w:num>
   <w:num w:numId="33" w16cid:durableId="213199216">
-    <w:abstractNumId w:val="31"/>
+    <w:abstractNumId w:val="33"/>
   </w:num>
   <w:num w:numId="34" w16cid:durableId="450630270">
     <w:abstractNumId w:val="7"/>
@@ -6188,22 +7967,31 @@
     <w:abstractNumId w:val="10"/>
   </w:num>
   <w:num w:numId="39" w16cid:durableId="2035375879">
-    <w:abstractNumId w:val="28"/>
+    <w:abstractNumId w:val="30"/>
   </w:num>
   <w:num w:numId="40" w16cid:durableId="1276329126">
     <w:abstractNumId w:val="16"/>
   </w:num>
   <w:num w:numId="41" w16cid:durableId="2070690805">
-    <w:abstractNumId w:val="34"/>
+    <w:abstractNumId w:val="37"/>
   </w:num>
   <w:num w:numId="42" w16cid:durableId="934748190">
     <w:abstractNumId w:val="14"/>
   </w:num>
   <w:num w:numId="43" w16cid:durableId="588853002">
-    <w:abstractNumId w:val="32"/>
+    <w:abstractNumId w:val="35"/>
   </w:num>
   <w:num w:numId="44" w16cid:durableId="2134130163">
-    <w:abstractNumId w:val="25"/>
+    <w:abstractNumId w:val="26"/>
+  </w:num>
+  <w:num w:numId="45" w16cid:durableId="1647969198">
+    <w:abstractNumId w:val="28"/>
+  </w:num>
+  <w:num w:numId="46" w16cid:durableId="1629511845">
+    <w:abstractNumId w:val="24"/>
+  </w:num>
+  <w:num w:numId="47" w16cid:durableId="1843816273">
+    <w:abstractNumId w:val="34"/>
   </w:num>
 </w:numbering>
 </file>
